--- a/GPTChat update.docx
+++ b/GPTChat update.docx
@@ -19,18 +19,79 @@
     </w:p>
     <w:p>
       <w:r>
-        <w:t>C:\Users\Mickey\FDE-feature-detection-engine&gt;npx tsc --noEmit</w:t>
-      </w:r>
-    </w:p>
-    <w:p>
-      <w:r>
-        <w:t>tests/application/GolfGreenDetector.test.ts:2:35 - error TS2307: Cannot find module '../../src/application/opencv/detectors/GolfGreenDetector' or its corresponding type declarations.</w:t>
+        <w:t>C:\Users\Mickey\FDE-feature-detection-engine&gt;npx tsc --</w:t>
+      </w:r>
+      <w:proofErr w:type="spellStart"/>
+      <w:r>
+        <w:t>noEmit</w:t>
+      </w:r>
+      <w:proofErr w:type="spellEnd"/>
+    </w:p>
+    <w:p>
+      <w:r>
+        <w:t>tests/application/GolfGreenDetector.test.ts:2:35 - error TS2307: Cannot find module '../../</w:t>
+      </w:r>
+      <w:proofErr w:type="spellStart"/>
+      <w:r>
+        <w:t>src</w:t>
+      </w:r>
+      <w:proofErr w:type="spellEnd"/>
+      <w:r>
+        <w:t>/application/</w:t>
+      </w:r>
+      <w:proofErr w:type="spellStart"/>
+      <w:r>
+        <w:t>opencv</w:t>
+      </w:r>
+      <w:proofErr w:type="spellEnd"/>
+      <w:r>
+        <w:t>/detectors/</w:t>
+      </w:r>
+      <w:proofErr w:type="spellStart"/>
+      <w:r>
+        <w:t>GolfGreenDetector</w:t>
+      </w:r>
+      <w:proofErr w:type="spellEnd"/>
+      <w:r>
+        <w:t>' or its corresponding type declarations.</w:t>
       </w:r>
     </w:p>
     <w:p/>
     <w:p>
       <w:r>
-        <w:t>2 import { GolfGreenDetector } from "../../src/application/opencv/detectors/GolfGreenDetector";</w:t>
+        <w:t xml:space="preserve">2 import { </w:t>
+      </w:r>
+      <w:proofErr w:type="spellStart"/>
+      <w:r>
+        <w:t>GolfGreenDetector</w:t>
+      </w:r>
+      <w:proofErr w:type="spellEnd"/>
+      <w:r>
+        <w:t xml:space="preserve"> } from "../../</w:t>
+      </w:r>
+      <w:proofErr w:type="spellStart"/>
+      <w:r>
+        <w:t>src</w:t>
+      </w:r>
+      <w:proofErr w:type="spellEnd"/>
+      <w:r>
+        <w:t>/application/</w:t>
+      </w:r>
+      <w:proofErr w:type="spellStart"/>
+      <w:r>
+        <w:t>opencv</w:t>
+      </w:r>
+      <w:proofErr w:type="spellEnd"/>
+      <w:r>
+        <w:t>/detectors/</w:t>
+      </w:r>
+      <w:proofErr w:type="spellStart"/>
+      <w:r>
+        <w:t>GolfGreenDetector</w:t>
+      </w:r>
+      <w:proofErr w:type="spellEnd"/>
+      <w:r>
+        <w:t>";</w:t>
       </w:r>
     </w:p>
     <w:p>
@@ -47,12 +108,57 @@
     </w:p>
     <w:p>
       <w:r>
-        <w:t>So I changed '../../src/application/opencv/detectors/GolfGreenDetector'</w:t>
-      </w:r>
-    </w:p>
-    <w:p>
-      <w:r>
-        <w:t>Tp '../../src/application/detectors/GolfGreenDetector'</w:t>
+        <w:t>So I changed '../../</w:t>
+      </w:r>
+      <w:proofErr w:type="spellStart"/>
+      <w:r>
+        <w:t>src</w:t>
+      </w:r>
+      <w:proofErr w:type="spellEnd"/>
+      <w:r>
+        <w:t>/application/</w:t>
+      </w:r>
+      <w:proofErr w:type="spellStart"/>
+      <w:r>
+        <w:t>opencv</w:t>
+      </w:r>
+      <w:proofErr w:type="spellEnd"/>
+      <w:r>
+        <w:t>/detectors/</w:t>
+      </w:r>
+      <w:proofErr w:type="spellStart"/>
+      <w:r>
+        <w:t>GolfGreenDetector</w:t>
+      </w:r>
+      <w:proofErr w:type="spellEnd"/>
+      <w:r>
+        <w:t>'</w:t>
+      </w:r>
+    </w:p>
+    <w:p>
+      <w:proofErr w:type="spellStart"/>
+      <w:r>
+        <w:t>Tp</w:t>
+      </w:r>
+      <w:proofErr w:type="spellEnd"/>
+      <w:r>
+        <w:t xml:space="preserve"> '../../</w:t>
+      </w:r>
+      <w:proofErr w:type="spellStart"/>
+      <w:r>
+        <w:t>src</w:t>
+      </w:r>
+      <w:proofErr w:type="spellEnd"/>
+      <w:r>
+        <w:t>/application/detectors/</w:t>
+      </w:r>
+      <w:proofErr w:type="spellStart"/>
+      <w:r>
+        <w:t>GolfGreenDetector</w:t>
+      </w:r>
+      <w:proofErr w:type="spellEnd"/>
+      <w:r>
+        <w:t>'</w:t>
       </w:r>
     </w:p>
     <w:p/>
@@ -105,7 +211,23 @@
         <w:t>The Detector's Choice:</w:t>
       </w:r>
       <w:r>
-        <w:t> This point falls perfectly inside the boundaries of rightGreen (which goes from x: 60-90 and y: 10-40). The detector correctly selects rightGreen.</w:t>
+        <w:t> This point falls perfectly inside the boundaries of </w:t>
+      </w:r>
+      <w:proofErr w:type="spellStart"/>
+      <w:r>
+        <w:t>rightGreen</w:t>
+      </w:r>
+      <w:proofErr w:type="spellEnd"/>
+      <w:r>
+        <w:t> (which goes from x: 60-90 and y: 10-40). The detector correctly selects </w:t>
+      </w:r>
+      <w:proofErr w:type="spellStart"/>
+      <w:r>
+        <w:t>rightGreen</w:t>
+      </w:r>
+      <w:proofErr w:type="spellEnd"/>
+      <w:r>
+        <w:t>.</w:t>
       </w:r>
     </w:p>
     <w:p>
@@ -123,7 +245,31 @@
         <w:t>The Assertion Error:</w:t>
       </w:r>
       <w:r>
-        <w:t> The expect(feature?.polygon.points).toEqual(...) block at the bottom of your test is wrongly asserting that it should have found a polygon with points starting at (10, 10). These expected coordinates look like a copy-paste mistake that loosely resembles leftGreen.</w:t>
+        <w:t> The expect(feature?.</w:t>
+      </w:r>
+      <w:proofErr w:type="spellStart"/>
+      <w:r>
+        <w:t>polygon.points</w:t>
+      </w:r>
+      <w:proofErr w:type="spellEnd"/>
+      <w:r>
+        <w:t>).</w:t>
+      </w:r>
+      <w:proofErr w:type="spellStart"/>
+      <w:r>
+        <w:t>toEqual</w:t>
+      </w:r>
+      <w:proofErr w:type="spellEnd"/>
+      <w:r>
+        <w:t>(...) block at the bottom of your test is wrongly asserting that it should have found a polygon with points starting at (10, 10). These expected coordinates look like a copy-paste mistake that loosely resembles </w:t>
+      </w:r>
+      <w:proofErr w:type="spellStart"/>
+      <w:r>
+        <w:t>leftGreen</w:t>
+      </w:r>
+      <w:proofErr w:type="spellEnd"/>
+      <w:r>
+        <w:t>.</w:t>
       </w:r>
     </w:p>
     <w:p>
@@ -138,7 +284,23 @@
           <w:b/>
           <w:bCs/>
         </w:rPr>
-        <w:t>To fix the test, update your assertion to expect the points of rightGreen:</w:t>
+        <w:t>To fix the test, update your assertion to expect the points of </w:t>
+      </w:r>
+      <w:proofErr w:type="spellStart"/>
+      <w:r>
+        <w:rPr>
+          <w:b/>
+          <w:bCs/>
+        </w:rPr>
+        <w:t>rightGreen</w:t>
+      </w:r>
+      <w:proofErr w:type="spellEnd"/>
+      <w:r>
+        <w:rPr>
+          <w:b/>
+          <w:bCs/>
+        </w:rPr>
+        <w:t>:</w:t>
       </w:r>
     </w:p>
     <w:p>
@@ -148,32 +310,88 @@
     </w:p>
     <w:p>
       <w:r>
-        <w:t xml:space="preserve">        expect(feature?.polygon.points).toEqual([</w:t>
-      </w:r>
-    </w:p>
-    <w:p>
-      <w:r>
-        <w:t xml:space="preserve">            new WorldPoint(60, 10),</w:t>
-      </w:r>
-    </w:p>
-    <w:p>
-      <w:r>
-        <w:t xml:space="preserve">            new WorldPoint(90, 10),</w:t>
-      </w:r>
-    </w:p>
-    <w:p>
-      <w:r>
-        <w:t xml:space="preserve">            new WorldPoint(90, 40),</w:t>
-      </w:r>
-    </w:p>
-    <w:p>
-      <w:r>
-        <w:t xml:space="preserve">            new WorldPoint(60, 40),</w:t>
-      </w:r>
-    </w:p>
-    <w:p>
-      <w:r>
-        <w:t xml:space="preserve">            new WorldPoint(60, 10) // The detector closes the polygon</w:t>
+        <w:t xml:space="preserve">        expect(feature?.</w:t>
+      </w:r>
+      <w:proofErr w:type="spellStart"/>
+      <w:r>
+        <w:t>polygon.points</w:t>
+      </w:r>
+      <w:proofErr w:type="spellEnd"/>
+      <w:r>
+        <w:t>).</w:t>
+      </w:r>
+      <w:proofErr w:type="spellStart"/>
+      <w:r>
+        <w:t>toEqual</w:t>
+      </w:r>
+      <w:proofErr w:type="spellEnd"/>
+      <w:r>
+        <w:t>([</w:t>
+      </w:r>
+    </w:p>
+    <w:p>
+      <w:r>
+        <w:t xml:space="preserve">            new </w:t>
+      </w:r>
+      <w:proofErr w:type="spellStart"/>
+      <w:r>
+        <w:t>WorldPoint</w:t>
+      </w:r>
+      <w:proofErr w:type="spellEnd"/>
+      <w:r>
+        <w:t>(60, 10),</w:t>
+      </w:r>
+    </w:p>
+    <w:p>
+      <w:r>
+        <w:t xml:space="preserve">            new </w:t>
+      </w:r>
+      <w:proofErr w:type="spellStart"/>
+      <w:r>
+        <w:t>WorldPoint</w:t>
+      </w:r>
+      <w:proofErr w:type="spellEnd"/>
+      <w:r>
+        <w:t>(90, 10),</w:t>
+      </w:r>
+    </w:p>
+    <w:p>
+      <w:r>
+        <w:t xml:space="preserve">            new </w:t>
+      </w:r>
+      <w:proofErr w:type="spellStart"/>
+      <w:r>
+        <w:t>WorldPoint</w:t>
+      </w:r>
+      <w:proofErr w:type="spellEnd"/>
+      <w:r>
+        <w:t>(90, 40),</w:t>
+      </w:r>
+    </w:p>
+    <w:p>
+      <w:r>
+        <w:t xml:space="preserve">            new </w:t>
+      </w:r>
+      <w:proofErr w:type="spellStart"/>
+      <w:r>
+        <w:t>WorldPoint</w:t>
+      </w:r>
+      <w:proofErr w:type="spellEnd"/>
+      <w:r>
+        <w:t>(60, 40),</w:t>
+      </w:r>
+    </w:p>
+    <w:p>
+      <w:r>
+        <w:t xml:space="preserve">            new </w:t>
+      </w:r>
+      <w:proofErr w:type="spellStart"/>
+      <w:r>
+        <w:t>WorldPoint</w:t>
+      </w:r>
+      <w:proofErr w:type="spellEnd"/>
+      <w:r>
+        <w:t>(60, 10) // The detector closes the polygon</w:t>
       </w:r>
     </w:p>
     <w:p>
@@ -182,6 +400,11 @@
       </w:r>
     </w:p>
     <w:p/>
+    <w:p>
+      <w:r>
+        <w:t>And tested ok</w:t>
+      </w:r>
+    </w:p>
     <w:p/>
     <w:p/>
     <w:p/>

--- a/GPTChat update.docx
+++ b/GPTChat update.docx
@@ -107,8 +107,13 @@
       </w:r>
     </w:p>
     <w:p>
-      <w:r>
-        <w:t>So I changed '../../</w:t>
+      <w:proofErr w:type="gramStart"/>
+      <w:r>
+        <w:t>So</w:t>
+      </w:r>
+      <w:proofErr w:type="gramEnd"/>
+      <w:r>
+        <w:t xml:space="preserve"> I changed '../../</w:t>
       </w:r>
       <w:proofErr w:type="spellStart"/>
       <w:r>
@@ -406,7 +411,1027 @@
       </w:r>
     </w:p>
     <w:p/>
+    <w:p>
+      <w:pPr>
+        <w:pBdr>
+          <w:bottom w:val="double" w:sz="6" w:space="1" w:color="auto"/>
+        </w:pBdr>
+      </w:pPr>
+    </w:p>
+    <w:p>
+      <w:r>
+        <w:t xml:space="preserve">I </w:t>
+      </w:r>
+      <w:r>
+        <w:t>got</w:t>
+      </w:r>
+      <w:r>
+        <w:t xml:space="preserve"> this error when testing</w:t>
+      </w:r>
+      <w:r>
+        <w:t>:</w:t>
+      </w:r>
+    </w:p>
     <w:p/>
+    <w:p>
+      <w:r>
+        <w:t xml:space="preserve">C:\Users\Mickey\FDE-feature-detection-engine&gt;npx </w:t>
+      </w:r>
+      <w:proofErr w:type="spellStart"/>
+      <w:r>
+        <w:t>vitest</w:t>
+      </w:r>
+      <w:proofErr w:type="spellEnd"/>
+      <w:r>
+        <w:t xml:space="preserve"> run</w:t>
+      </w:r>
+    </w:p>
+    <w:p/>
+    <w:p>
+      <w:r>
+        <w:t xml:space="preserve"> RUN  v4.1.10 C:/Users/Mickey/FDE-feature-detection-engine</w:t>
+      </w:r>
+    </w:p>
+    <w:p/>
+    <w:p>
+      <w:r>
+        <w:t xml:space="preserve"> ✓ </w:t>
+      </w:r>
+      <w:proofErr w:type="spellStart"/>
+      <w:r>
+        <w:t>src</w:t>
+      </w:r>
+      <w:proofErr w:type="spellEnd"/>
+      <w:r>
+        <w:t>/application/</w:t>
+      </w:r>
+      <w:proofErr w:type="spellStart"/>
+      <w:r>
+        <w:t>opencv</w:t>
+      </w:r>
+      <w:proofErr w:type="spellEnd"/>
+      <w:r>
+        <w:t>/</w:t>
+      </w:r>
+      <w:proofErr w:type="spellStart"/>
+      <w:r>
+        <w:t>OpenCvAdapter.test.ts</w:t>
+      </w:r>
+      <w:proofErr w:type="spellEnd"/>
+      <w:r>
+        <w:t xml:space="preserve"> (7 tests) 8ms</w:t>
+      </w:r>
+    </w:p>
+    <w:p>
+      <w:r>
+        <w:t xml:space="preserve"> ✓ tests/application/</w:t>
+      </w:r>
+      <w:proofErr w:type="spellStart"/>
+      <w:r>
+        <w:t>OpenCvImageLoader.test.ts</w:t>
+      </w:r>
+      <w:proofErr w:type="spellEnd"/>
+      <w:r>
+        <w:t xml:space="preserve"> (5 tests) 9ms</w:t>
+      </w:r>
+    </w:p>
+    <w:p>
+      <w:r>
+        <w:t xml:space="preserve"> </w:t>
+      </w:r>
+      <w:r>
+        <w:rPr>
+          <w:rFonts w:ascii="Segoe UI Symbol" w:hAnsi="Segoe UI Symbol" w:cs="Segoe UI Symbol"/>
+        </w:rPr>
+        <w:t>❯</w:t>
+      </w:r>
+      <w:r>
+        <w:t xml:space="preserve"> tests/integration/</w:t>
+      </w:r>
+      <w:proofErr w:type="spellStart"/>
+      <w:r>
+        <w:t>OpenCvJsContourDetection.test.ts</w:t>
+      </w:r>
+      <w:proofErr w:type="spellEnd"/>
+      <w:r>
+        <w:t xml:space="preserve"> (0 test)</w:t>
+      </w:r>
+    </w:p>
+    <w:p>
+      <w:r>
+        <w:t xml:space="preserve"> ✓ tests/domain/</w:t>
+      </w:r>
+      <w:proofErr w:type="spellStart"/>
+      <w:r>
+        <w:t>Polygon.test.ts</w:t>
+      </w:r>
+      <w:proofErr w:type="spellEnd"/>
+      <w:r>
+        <w:t xml:space="preserve"> (3 tests) 6ms</w:t>
+      </w:r>
+    </w:p>
+    <w:p>
+      <w:r>
+        <w:t xml:space="preserve"> ✓ tests/integration/</w:t>
+      </w:r>
+      <w:proofErr w:type="spellStart"/>
+      <w:r>
+        <w:t>FeatureDetectionEngine.test.ts</w:t>
+      </w:r>
+      <w:proofErr w:type="spellEnd"/>
+      <w:r>
+        <w:t xml:space="preserve"> (2 tests) 5ms</w:t>
+      </w:r>
+    </w:p>
+    <w:p>
+      <w:r>
+        <w:t xml:space="preserve"> ✓ tests/domain/</w:t>
+      </w:r>
+      <w:proofErr w:type="spellStart"/>
+      <w:r>
+        <w:t>WorldPoint.test.ts</w:t>
+      </w:r>
+      <w:proofErr w:type="spellEnd"/>
+      <w:r>
+        <w:t xml:space="preserve"> (2 tests) 4ms</w:t>
+      </w:r>
+    </w:p>
+    <w:p>
+      <w:r>
+        <w:lastRenderedPageBreak/>
+        <w:t xml:space="preserve"> ✓ </w:t>
+      </w:r>
+      <w:proofErr w:type="spellStart"/>
+      <w:r>
+        <w:t>src</w:t>
+      </w:r>
+      <w:proofErr w:type="spellEnd"/>
+      <w:r>
+        <w:t>/domain/</w:t>
+      </w:r>
+      <w:proofErr w:type="spellStart"/>
+      <w:r>
+        <w:t>Feature.test.ts</w:t>
+      </w:r>
+      <w:proofErr w:type="spellEnd"/>
+      <w:r>
+        <w:t xml:space="preserve"> (3 tests) 6ms</w:t>
+      </w:r>
+    </w:p>
+    <w:p>
+      <w:r>
+        <w:t xml:space="preserve"> ✓ tests/application/</w:t>
+      </w:r>
+      <w:proofErr w:type="spellStart"/>
+      <w:r>
+        <w:t>ContourToPolygon.test.ts</w:t>
+      </w:r>
+      <w:proofErr w:type="spellEnd"/>
+      <w:r>
+        <w:t xml:space="preserve"> (3 tests) 6ms</w:t>
+      </w:r>
+    </w:p>
+    <w:p>
+      <w:r>
+        <w:t xml:space="preserve"> ✓ tests/application/</w:t>
+      </w:r>
+      <w:proofErr w:type="spellStart"/>
+      <w:r>
+        <w:t>GolfGreenDetector.test.ts</w:t>
+      </w:r>
+      <w:proofErr w:type="spellEnd"/>
+      <w:r>
+        <w:t xml:space="preserve"> (4 tests) 7ms</w:t>
+      </w:r>
+    </w:p>
+    <w:p>
+      <w:r>
+        <w:t xml:space="preserve"> ✓ tests/</w:t>
+      </w:r>
+      <w:proofErr w:type="spellStart"/>
+      <w:r>
+        <w:t>api</w:t>
+      </w:r>
+      <w:proofErr w:type="spellEnd"/>
+      <w:r>
+        <w:t>/</w:t>
+      </w:r>
+      <w:proofErr w:type="spellStart"/>
+      <w:r>
+        <w:t>DetectionRequest.test.ts</w:t>
+      </w:r>
+      <w:proofErr w:type="spellEnd"/>
+      <w:r>
+        <w:t xml:space="preserve"> (2 tests) 5ms</w:t>
+      </w:r>
+    </w:p>
+    <w:p>
+      <w:r>
+        <w:t xml:space="preserve"> ✓ tests/domain/</w:t>
+      </w:r>
+      <w:proofErr w:type="spellStart"/>
+      <w:r>
+        <w:t>FeatureType.test.ts</w:t>
+      </w:r>
+      <w:proofErr w:type="spellEnd"/>
+      <w:r>
+        <w:t xml:space="preserve"> (1 test) 3ms</w:t>
+      </w:r>
+    </w:p>
+    <w:p>
+      <w:r>
+        <w:t xml:space="preserve"> ✓ tests/application/</w:t>
+      </w:r>
+      <w:proofErr w:type="spellStart"/>
+      <w:r>
+        <w:t>DetectionPipeline.test.ts</w:t>
+      </w:r>
+      <w:proofErr w:type="spellEnd"/>
+      <w:r>
+        <w:t xml:space="preserve"> (1 test) 4ms</w:t>
+      </w:r>
+    </w:p>
+    <w:p/>
+    <w:p>
+      <w:r>
+        <w:rPr>
+          <w:rFonts w:ascii="Cambria Math" w:hAnsi="Cambria Math" w:cs="Cambria Math"/>
+        </w:rPr>
+        <w:t>⎯⎯⎯⎯⎯⎯⎯⎯⎯⎯⎯⎯⎯⎯⎯⎯⎯⎯⎯⎯⎯⎯⎯⎯⎯⎯⎯⎯⎯⎯⎯⎯⎯⎯⎯⎯⎯⎯⎯⎯⎯⎯⎯⎯⎯⎯⎯⎯⎯⎯⎯</w:t>
+      </w:r>
+      <w:r>
+        <w:t xml:space="preserve"> Failed Suites 1 </w:t>
+      </w:r>
+      <w:r>
+        <w:rPr>
+          <w:rFonts w:ascii="Cambria Math" w:hAnsi="Cambria Math" w:cs="Cambria Math"/>
+        </w:rPr>
+        <w:t>⎯⎯⎯⎯⎯⎯⎯⎯⎯⎯⎯⎯⎯⎯⎯⎯⎯⎯⎯⎯⎯⎯⎯⎯⎯⎯⎯⎯⎯⎯⎯⎯⎯⎯⎯⎯⎯⎯⎯⎯⎯⎯⎯⎯⎯⎯⎯⎯⎯⎯⎯⎯</w:t>
+      </w:r>
+    </w:p>
+    <w:p/>
+    <w:p>
+      <w:r>
+        <w:t xml:space="preserve"> FAIL  tests/integration/</w:t>
+      </w:r>
+      <w:proofErr w:type="spellStart"/>
+      <w:r>
+        <w:t>OpenCvJsContourDetection.test.ts</w:t>
+      </w:r>
+      <w:proofErr w:type="spellEnd"/>
+      <w:r>
+        <w:t xml:space="preserve"> [ tests/integration/</w:t>
+      </w:r>
+      <w:proofErr w:type="spellStart"/>
+      <w:r>
+        <w:t>OpenCvJsContourDetection.test.ts</w:t>
+      </w:r>
+      <w:proofErr w:type="spellEnd"/>
+      <w:r>
+        <w:t xml:space="preserve"> ]</w:t>
+      </w:r>
+    </w:p>
+    <w:p>
+      <w:r>
+        <w:t xml:space="preserve">Error: OpenCV.js runtime is not available. Load OpenCV.js before using the </w:t>
+      </w:r>
+      <w:proofErr w:type="spellStart"/>
+      <w:r>
+        <w:t>OpenCvJsRuntime</w:t>
+      </w:r>
+      <w:proofErr w:type="spellEnd"/>
+      <w:r>
+        <w:t>.</w:t>
+      </w:r>
+    </w:p>
+    <w:p>
+      <w:r>
+        <w:t xml:space="preserve"> </w:t>
+      </w:r>
+      <w:r>
+        <w:rPr>
+          <w:rFonts w:ascii="Segoe UI Symbol" w:hAnsi="Segoe UI Symbol" w:cs="Segoe UI Symbol"/>
+        </w:rPr>
+        <w:t>❯</w:t>
+      </w:r>
+      <w:r>
+        <w:t xml:space="preserve"> </w:t>
+      </w:r>
+      <w:proofErr w:type="spellStart"/>
+      <w:r>
+        <w:t>getOpenCvRuntime</w:t>
+      </w:r>
+      <w:proofErr w:type="spellEnd"/>
+      <w:r>
+        <w:t xml:space="preserve"> </w:t>
+      </w:r>
+      <w:proofErr w:type="spellStart"/>
+      <w:r>
+        <w:t>src</w:t>
+      </w:r>
+      <w:proofErr w:type="spellEnd"/>
+      <w:r>
+        <w:t>/infrastructure/</w:t>
+      </w:r>
+      <w:proofErr w:type="spellStart"/>
+      <w:r>
+        <w:t>opencv</w:t>
+      </w:r>
+      <w:proofErr w:type="spellEnd"/>
+      <w:r>
+        <w:t>/OpenCvJsRuntime.ts:17:11</w:t>
+      </w:r>
+    </w:p>
+    <w:p>
+      <w:r>
+        <w:t xml:space="preserve">     15|     }</w:t>
+      </w:r>
+    </w:p>
+    <w:p>
+      <w:r>
+        <w:t xml:space="preserve">     16|</w:t>
+      </w:r>
+    </w:p>
+    <w:p>
+      <w:r>
+        <w:t xml:space="preserve">     17|     throw new Error(</w:t>
+      </w:r>
+    </w:p>
+    <w:p>
+      <w:r>
+        <w:t xml:space="preserve">       |           ^</w:t>
+      </w:r>
+    </w:p>
+    <w:p>
+      <w:r>
+        <w:t xml:space="preserve">     18|         "OpenCV.js runtime is not available. Load OpenCV.js before using the </w:t>
+      </w:r>
+      <w:proofErr w:type="spellStart"/>
+      <w:r>
+        <w:t>OpenCvJsRuntime</w:t>
+      </w:r>
+      <w:proofErr w:type="spellEnd"/>
+      <w:r>
+        <w:t>."</w:t>
+      </w:r>
+    </w:p>
+    <w:p>
+      <w:r>
+        <w:t xml:space="preserve">     19|     );</w:t>
+      </w:r>
+    </w:p>
+    <w:p>
+      <w:r>
+        <w:t xml:space="preserve"> </w:t>
+      </w:r>
+      <w:r>
+        <w:rPr>
+          <w:rFonts w:ascii="Segoe UI Symbol" w:hAnsi="Segoe UI Symbol" w:cs="Segoe UI Symbol"/>
+        </w:rPr>
+        <w:t>❯</w:t>
+      </w:r>
+      <w:r>
+        <w:t xml:space="preserve"> </w:t>
+      </w:r>
+      <w:proofErr w:type="spellStart"/>
+      <w:r>
+        <w:t>src</w:t>
+      </w:r>
+      <w:proofErr w:type="spellEnd"/>
+      <w:r>
+        <w:t>/infrastructure/</w:t>
+      </w:r>
+      <w:proofErr w:type="spellStart"/>
+      <w:r>
+        <w:t>opencv</w:t>
+      </w:r>
+      <w:proofErr w:type="spellEnd"/>
+      <w:r>
+        <w:t>/OpenCvJsRuntime.ts:23:5</w:t>
+      </w:r>
+    </w:p>
+    <w:p/>
+    <w:p>
+      <w:r>
+        <w:rPr>
+          <w:rFonts w:ascii="Cambria Math" w:hAnsi="Cambria Math" w:cs="Cambria Math"/>
+        </w:rPr>
+        <w:t>⎯⎯⎯⎯⎯⎯⎯⎯⎯⎯⎯⎯⎯⎯⎯⎯⎯⎯⎯⎯⎯⎯⎯⎯⎯⎯⎯⎯⎯⎯⎯⎯⎯⎯⎯⎯⎯⎯⎯⎯⎯⎯⎯⎯⎯⎯⎯⎯⎯⎯⎯⎯⎯⎯⎯⎯⎯⎯⎯⎯⎯⎯⎯⎯⎯⎯⎯⎯⎯⎯⎯⎯⎯⎯⎯⎯⎯⎯⎯⎯⎯⎯⎯⎯⎯⎯⎯⎯⎯⎯⎯⎯⎯⎯⎯⎯⎯⎯⎯⎯⎯⎯⎯⎯⎯⎯⎯⎯⎯⎯⎯⎯⎯⎯</w:t>
+      </w:r>
+      <w:r>
+        <w:t>[1/1]</w:t>
+      </w:r>
+      <w:r>
+        <w:rPr>
+          <w:rFonts w:ascii="Cambria Math" w:hAnsi="Cambria Math" w:cs="Cambria Math"/>
+        </w:rPr>
+        <w:t>⎯</w:t>
+      </w:r>
+    </w:p>
+    <w:p/>
+    <w:p/>
+    <w:p>
+      <w:r>
+        <w:t xml:space="preserve"> Test Files  1 failed | 11 passed (12)</w:t>
+      </w:r>
+    </w:p>
+    <w:p>
+      <w:r>
+        <w:lastRenderedPageBreak/>
+        <w:t xml:space="preserve">      Tests  33 passed (33)</w:t>
+      </w:r>
+    </w:p>
+    <w:p>
+      <w:r>
+        <w:t xml:space="preserve">   Start at  11:48:00</w:t>
+      </w:r>
+    </w:p>
+    <w:p>
+      <w:r>
+        <w:t xml:space="preserve">   Duration  984ms (transform 382ms, setup 0ms, import 645ms, tests 63ms, environment 2ms)</w:t>
+      </w:r>
+    </w:p>
+    <w:p/>
+    <w:p/>
+    <w:p>
+      <w:r>
+        <w:t>So here is what I did:</w:t>
+      </w:r>
+    </w:p>
+    <w:p/>
+    <w:p>
+      <w:r>
+        <w:rPr>
+          <w:b/>
+          <w:bCs/>
+        </w:rPr>
+        <w:t>1. Fixed the Golf Green Test Assertion</w:t>
+      </w:r>
+      <w:r>
+        <w:t xml:space="preserve"> Your application code was </w:t>
+      </w:r>
+      <w:proofErr w:type="gramStart"/>
+      <w:r>
+        <w:t>actually working</w:t>
+      </w:r>
+      <w:proofErr w:type="gramEnd"/>
+      <w:r>
+        <w:t xml:space="preserve"> perfectly! When you passed in a simulated click at (75, 25), the detector correctly identified the </w:t>
+      </w:r>
+      <w:proofErr w:type="spellStart"/>
+      <w:r>
+        <w:t>rightGreen</w:t>
+      </w:r>
+      <w:proofErr w:type="spellEnd"/>
+      <w:r>
+        <w:t> boundaries. The only issue was that your test's expect block was asserting the wrong coordinates. We updated the test to correctly expect the </w:t>
+      </w:r>
+      <w:proofErr w:type="spellStart"/>
+      <w:r>
+        <w:t>rightGreen</w:t>
+      </w:r>
+      <w:proofErr w:type="spellEnd"/>
+      <w:r>
+        <w:t> polygon boundaries (including the closing point).</w:t>
+      </w:r>
+    </w:p>
+    <w:p>
+      <w:r>
+        <w:rPr>
+          <w:b/>
+          <w:bCs/>
+        </w:rPr>
+        <w:t>2. Mocked the Browser window for Node.js</w:t>
+      </w:r>
+      <w:r>
+        <w:t> Your integration test failed with an "OpenCV.js runtime is not available" error. This happened because Vitest runs in Node.js, which doesn't have a browser window object. Your code expected window.cv to exist, so we created a </w:t>
+      </w:r>
+      <w:proofErr w:type="gramStart"/>
+      <w:r>
+        <w:t>tests/</w:t>
+      </w:r>
+      <w:proofErr w:type="spellStart"/>
+      <w:r>
+        <w:t>setup</w:t>
+      </w:r>
+      <w:proofErr w:type="gramEnd"/>
+      <w:r>
+        <w:t>.ts</w:t>
+      </w:r>
+      <w:proofErr w:type="spellEnd"/>
+      <w:r>
+        <w:t> script to mock </w:t>
+      </w:r>
+      <w:proofErr w:type="spellStart"/>
+      <w:r>
+        <w:t>global.window</w:t>
+      </w:r>
+      <w:proofErr w:type="spellEnd"/>
+      <w:r>
+        <w:t> and attach cv to it. We then imported this setup script right at the top of your test file.</w:t>
+      </w:r>
+    </w:p>
+    <w:p>
+      <w:r>
+        <w:rPr>
+          <w:b/>
+          <w:bCs/>
+        </w:rPr>
+        <w:t>3. Stopped Vitest from Hanging</w:t>
+      </w:r>
+      <w:r>
+        <w:t> When we first added OpenCV to the test, Vitest completely froze. We applied two performance fixes to get around this:</w:t>
+      </w:r>
+    </w:p>
+    <w:p>
+      <w:pPr>
+        <w:numPr>
+          <w:ilvl w:val="0"/>
+          <w:numId w:val="3"/>
+        </w:numPr>
+      </w:pPr>
+      <w:r>
+        <w:rPr>
+          <w:b/>
+          <w:bCs/>
+        </w:rPr>
+        <w:t>Used require instead of import</w:t>
+      </w:r>
+      <w:r>
+        <w:t>: We used </w:t>
+      </w:r>
+      <w:proofErr w:type="spellStart"/>
+      <w:r>
+        <w:t>const</w:t>
+      </w:r>
+      <w:proofErr w:type="spellEnd"/>
+      <w:r>
+        <w:t xml:space="preserve"> cv = require("opencv.js") in the setup script. When you use import, </w:t>
+      </w:r>
+      <w:proofErr w:type="spellStart"/>
+      <w:r>
+        <w:t>Vitest's</w:t>
+      </w:r>
+      <w:proofErr w:type="spellEnd"/>
+      <w:r>
+        <w:t xml:space="preserve"> bundler tries to read and </w:t>
+      </w:r>
+      <w:proofErr w:type="spellStart"/>
+      <w:r>
+        <w:t>transpile</w:t>
+      </w:r>
+      <w:proofErr w:type="spellEnd"/>
+      <w:r>
+        <w:t xml:space="preserve"> the file. Because OpenCV is a massive library, it choked the bundler. require bypasses that step and loads it instantly.</w:t>
+      </w:r>
+    </w:p>
+    <w:p>
+      <w:pPr>
+        <w:numPr>
+          <w:ilvl w:val="0"/>
+          <w:numId w:val="3"/>
+        </w:numPr>
+      </w:pPr>
+      <w:r>
+        <w:rPr>
+          <w:b/>
+          <w:bCs/>
+        </w:rPr>
+        <w:t>Changed the Vitest threading pool</w:t>
+      </w:r>
+      <w:r>
+        <w:t>: We added pool: "forks" to </w:t>
+      </w:r>
+      <w:proofErr w:type="spellStart"/>
+      <w:r>
+        <w:t>vitest.config.mjs</w:t>
+      </w:r>
+      <w:proofErr w:type="spellEnd"/>
+      <w:r>
+        <w:t xml:space="preserve">. By default, Vitest uses Worker Threads, which are known to clash and freeze when dealing with heavy C++ </w:t>
+      </w:r>
+      <w:proofErr w:type="spellStart"/>
+      <w:r>
+        <w:t>WebAssembly</w:t>
+      </w:r>
+      <w:proofErr w:type="spellEnd"/>
+      <w:r>
+        <w:t xml:space="preserve"> libraries like OpenCV. forks </w:t>
+      </w:r>
+      <w:proofErr w:type="gramStart"/>
+      <w:r>
+        <w:t>tells</w:t>
+      </w:r>
+      <w:proofErr w:type="gramEnd"/>
+      <w:r>
+        <w:t xml:space="preserve"> Vitest to use standard child processes instead, keeping the memory clean and preventing the freeze.</w:t>
+      </w:r>
+    </w:p>
+    <w:p/>
+    <w:p>
+      <w:r>
+        <w:t>All working now:</w:t>
+      </w:r>
+    </w:p>
+    <w:p>
+      <w:r>
+        <w:t xml:space="preserve">C:\Users\Mickey\FDE-feature-detection-engine&gt;npx </w:t>
+      </w:r>
+      <w:proofErr w:type="spellStart"/>
+      <w:r>
+        <w:t>vitest</w:t>
+      </w:r>
+      <w:proofErr w:type="spellEnd"/>
+      <w:r>
+        <w:t xml:space="preserve"> run</w:t>
+      </w:r>
+    </w:p>
+    <w:p/>
+    <w:p>
+      <w:r>
+        <w:lastRenderedPageBreak/>
+        <w:t xml:space="preserve"> RUN  v4.1.10 C:/Users/Mickey/FDE-feature-detection-engine</w:t>
+      </w:r>
+    </w:p>
+    <w:p/>
+    <w:p>
+      <w:r>
+        <w:t xml:space="preserve"> ✓ </w:t>
+      </w:r>
+      <w:proofErr w:type="spellStart"/>
+      <w:r>
+        <w:t>src</w:t>
+      </w:r>
+      <w:proofErr w:type="spellEnd"/>
+      <w:r>
+        <w:t>/application/</w:t>
+      </w:r>
+      <w:proofErr w:type="spellStart"/>
+      <w:r>
+        <w:t>opencv</w:t>
+      </w:r>
+      <w:proofErr w:type="spellEnd"/>
+      <w:r>
+        <w:t>/</w:t>
+      </w:r>
+      <w:proofErr w:type="spellStart"/>
+      <w:r>
+        <w:t>OpenCvAdapter.test.ts</w:t>
+      </w:r>
+      <w:proofErr w:type="spellEnd"/>
+      <w:r>
+        <w:t xml:space="preserve"> (7 tests) 9ms</w:t>
+      </w:r>
+    </w:p>
+    <w:p>
+      <w:r>
+        <w:t xml:space="preserve"> ✓ tests/application/</w:t>
+      </w:r>
+      <w:proofErr w:type="spellStart"/>
+      <w:r>
+        <w:t>OpenCvImageLoader.test.ts</w:t>
+      </w:r>
+      <w:proofErr w:type="spellEnd"/>
+      <w:r>
+        <w:t xml:space="preserve"> (5 tests) 10ms</w:t>
+      </w:r>
+    </w:p>
+    <w:p>
+      <w:r>
+        <w:t xml:space="preserve"> ✓ tests/application/</w:t>
+      </w:r>
+      <w:proofErr w:type="spellStart"/>
+      <w:r>
+        <w:t>ContourToPolygon.test.ts</w:t>
+      </w:r>
+      <w:proofErr w:type="spellEnd"/>
+      <w:r>
+        <w:t xml:space="preserve"> (3 tests) 6ms</w:t>
+      </w:r>
+    </w:p>
+    <w:p>
+      <w:r>
+        <w:t xml:space="preserve"> ✓ </w:t>
+      </w:r>
+      <w:proofErr w:type="spellStart"/>
+      <w:r>
+        <w:t>src</w:t>
+      </w:r>
+      <w:proofErr w:type="spellEnd"/>
+      <w:r>
+        <w:t>/domain/</w:t>
+      </w:r>
+      <w:proofErr w:type="spellStart"/>
+      <w:r>
+        <w:t>Feature.test.ts</w:t>
+      </w:r>
+      <w:proofErr w:type="spellEnd"/>
+      <w:r>
+        <w:t xml:space="preserve"> (3 tests) 6ms</w:t>
+      </w:r>
+    </w:p>
+    <w:p>
+      <w:r>
+        <w:t xml:space="preserve"> ✓ tests/domain/</w:t>
+      </w:r>
+      <w:proofErr w:type="spellStart"/>
+      <w:r>
+        <w:t>Polygon.test.ts</w:t>
+      </w:r>
+      <w:proofErr w:type="spellEnd"/>
+      <w:r>
+        <w:t xml:space="preserve"> (3 tests) 5ms</w:t>
+      </w:r>
+    </w:p>
+    <w:p>
+      <w:r>
+        <w:t xml:space="preserve"> ✓ tests/application/</w:t>
+      </w:r>
+      <w:proofErr w:type="spellStart"/>
+      <w:r>
+        <w:t>GolfGreenDetector.test.ts</w:t>
+      </w:r>
+      <w:proofErr w:type="spellEnd"/>
+      <w:r>
+        <w:t xml:space="preserve"> (4 tests) 7ms</w:t>
+      </w:r>
+    </w:p>
+    <w:p>
+      <w:r>
+        <w:t xml:space="preserve"> ✓ tests/</w:t>
+      </w:r>
+      <w:proofErr w:type="spellStart"/>
+      <w:r>
+        <w:t>api</w:t>
+      </w:r>
+      <w:proofErr w:type="spellEnd"/>
+      <w:r>
+        <w:t>/</w:t>
+      </w:r>
+      <w:proofErr w:type="spellStart"/>
+      <w:r>
+        <w:t>DetectionRequest.test.ts</w:t>
+      </w:r>
+      <w:proofErr w:type="spellEnd"/>
+      <w:r>
+        <w:t xml:space="preserve"> (2 tests) 5ms</w:t>
+      </w:r>
+    </w:p>
+    <w:p>
+      <w:r>
+        <w:t xml:space="preserve"> ✓ tests/integration/</w:t>
+      </w:r>
+      <w:proofErr w:type="spellStart"/>
+      <w:r>
+        <w:t>FeatureDetectionEngine.test.ts</w:t>
+      </w:r>
+      <w:proofErr w:type="spellEnd"/>
+      <w:r>
+        <w:t xml:space="preserve"> (2 tests) 6ms</w:t>
+      </w:r>
+    </w:p>
+    <w:p>
+      <w:proofErr w:type="spellStart"/>
+      <w:r>
+        <w:t>stdout</w:t>
+      </w:r>
+      <w:proofErr w:type="spellEnd"/>
+      <w:r>
+        <w:t xml:space="preserve"> | tests/integration/</w:t>
+      </w:r>
+      <w:proofErr w:type="spellStart"/>
+      <w:r>
+        <w:t>OpenCvJsContourDetection.test.ts</w:t>
+      </w:r>
+      <w:proofErr w:type="spellEnd"/>
+    </w:p>
+    <w:p>
+      <w:r>
+        <w:t>Loading OpenCV.js...</w:t>
+      </w:r>
+    </w:p>
+    <w:p>
+      <w:r>
+        <w:t>OpenCV.js loaded: 1259 keys</w:t>
+      </w:r>
+    </w:p>
+    <w:p>
+      <w:r>
+        <w:t>OpenCV.js attached to window.</w:t>
+      </w:r>
+    </w:p>
+    <w:p/>
+    <w:p>
+      <w:r>
+        <w:t xml:space="preserve"> ✓ tests/integration/</w:t>
+      </w:r>
+      <w:proofErr w:type="spellStart"/>
+      <w:r>
+        <w:t>OpenCvJsContourDetection.test.ts</w:t>
+      </w:r>
+      <w:proofErr w:type="spellEnd"/>
+      <w:r>
+        <w:t xml:space="preserve"> (1 test) 32ms</w:t>
+      </w:r>
+    </w:p>
+    <w:p>
+      <w:r>
+        <w:t xml:space="preserve"> ✓ tests/application/</w:t>
+      </w:r>
+      <w:proofErr w:type="spellStart"/>
+      <w:r>
+        <w:t>DetectionPipeline.test.ts</w:t>
+      </w:r>
+      <w:proofErr w:type="spellEnd"/>
+      <w:r>
+        <w:t xml:space="preserve"> (1 test) 4ms</w:t>
+      </w:r>
+    </w:p>
+    <w:p>
+      <w:r>
+        <w:t xml:space="preserve"> ✓ tests/domain/</w:t>
+      </w:r>
+      <w:proofErr w:type="spellStart"/>
+      <w:r>
+        <w:t>WorldPoint.test.ts</w:t>
+      </w:r>
+      <w:proofErr w:type="spellEnd"/>
+      <w:r>
+        <w:t xml:space="preserve"> (2 tests) 4ms</w:t>
+      </w:r>
+    </w:p>
+    <w:p>
+      <w:r>
+        <w:t xml:space="preserve"> ✓ tests/domain/</w:t>
+      </w:r>
+      <w:proofErr w:type="spellStart"/>
+      <w:r>
+        <w:t>FeatureType.test.ts</w:t>
+      </w:r>
+      <w:proofErr w:type="spellEnd"/>
+      <w:r>
+        <w:t xml:space="preserve"> (1 test) 4ms</w:t>
+      </w:r>
+    </w:p>
+    <w:p/>
+    <w:p>
+      <w:r>
+        <w:t xml:space="preserve"> Test Files  12 passed (12)</w:t>
+      </w:r>
+    </w:p>
+    <w:p>
+      <w:r>
+        <w:t xml:space="preserve">      Tests  34 passed (34)</w:t>
+      </w:r>
+    </w:p>
+    <w:p>
+      <w:r>
+        <w:t xml:space="preserve">   Start at  12:05:50</w:t>
+      </w:r>
+    </w:p>
+    <w:p>
+      <w:r>
+        <w:t xml:space="preserve">   Duration  937ms (transform 380ms, setup 0ms, import 1.23s, tests 98ms, environment 2ms)</w:t>
+      </w:r>
+    </w:p>
+    <w:p/>
+    <w:p>
+      <w:r>
+        <w:t>4.</w:t>
+      </w:r>
+    </w:p>
+    <w:p>
+      <w:r>
+        <w:t>Also ran this:</w:t>
+      </w:r>
+    </w:p>
+    <w:p/>
+    <w:p>
+      <w:r>
+        <w:t xml:space="preserve"> </w:t>
+      </w:r>
+      <w:r>
+        <w:t>C:\Users\Mickey\FDE-feature-detection-engine&gt;findstr /s /n /i /</w:t>
+      </w:r>
+      <w:proofErr w:type="spellStart"/>
+      <w:r>
+        <w:t>c:"application</w:t>
+      </w:r>
+      <w:proofErr w:type="spellEnd"/>
+      <w:r>
+        <w:t>/detectors" tests\*.</w:t>
+      </w:r>
+      <w:proofErr w:type="spellStart"/>
+      <w:r>
+        <w:t>ts</w:t>
+      </w:r>
+      <w:proofErr w:type="spellEnd"/>
+    </w:p>
+    <w:p>
+      <w:r>
+        <w:t xml:space="preserve">tests\application\DetectionPipeline.test.ts:3:import type { </w:t>
+      </w:r>
+      <w:proofErr w:type="spellStart"/>
+      <w:r>
+        <w:t>FeatureDetector</w:t>
+      </w:r>
+      <w:proofErr w:type="spellEnd"/>
+      <w:r>
+        <w:t xml:space="preserve"> } from "../../</w:t>
+      </w:r>
+      <w:proofErr w:type="spellStart"/>
+      <w:r>
+        <w:t>src</w:t>
+      </w:r>
+      <w:proofErr w:type="spellEnd"/>
+      <w:r>
+        <w:t>/application/detectors/</w:t>
+      </w:r>
+      <w:proofErr w:type="spellStart"/>
+      <w:r>
+        <w:t>FeatureDetector</w:t>
+      </w:r>
+      <w:proofErr w:type="spellEnd"/>
+      <w:r>
+        <w:t>";</w:t>
+      </w:r>
+    </w:p>
+    <w:p>
+      <w:r>
+        <w:t xml:space="preserve">tests\application\GolfGreenDetector.test.ts:2:import { </w:t>
+      </w:r>
+      <w:proofErr w:type="spellStart"/>
+      <w:r>
+        <w:t>GolfGreenDetector</w:t>
+      </w:r>
+      <w:proofErr w:type="spellEnd"/>
+      <w:r>
+        <w:t xml:space="preserve"> } from "../../</w:t>
+      </w:r>
+      <w:proofErr w:type="spellStart"/>
+      <w:r>
+        <w:t>src</w:t>
+      </w:r>
+      <w:proofErr w:type="spellEnd"/>
+      <w:r>
+        <w:t>/application/detectors/</w:t>
+      </w:r>
+      <w:proofErr w:type="spellStart"/>
+      <w:r>
+        <w:t>GolfGreenDetector</w:t>
+      </w:r>
+      <w:proofErr w:type="spellEnd"/>
+      <w:r>
+        <w:t>";</w:t>
+      </w:r>
+    </w:p>
+    <w:p/>
+    <w:p>
+      <w:r>
+        <w:t>and this:</w:t>
+      </w:r>
+    </w:p>
+    <w:p/>
+    <w:p>
+      <w:r>
+        <w:t>C:\Users\Mickey\FDE-feature-detection-engine&gt;findstr /s /n /i /c:"</w:t>
+      </w:r>
+      <w:proofErr w:type="spellStart"/>
+      <w:r>
+        <w:t>opencv</w:t>
+      </w:r>
+      <w:proofErr w:type="spellEnd"/>
+      <w:r>
+        <w:t xml:space="preserve">/detectors" </w:t>
+      </w:r>
+      <w:proofErr w:type="spellStart"/>
+      <w:r>
+        <w:t>src</w:t>
+      </w:r>
+      <w:proofErr w:type="spellEnd"/>
+      <w:r>
+        <w:t>\*.</w:t>
+      </w:r>
+      <w:proofErr w:type="spellStart"/>
+      <w:r>
+        <w:t>ts</w:t>
+      </w:r>
+      <w:proofErr w:type="spellEnd"/>
+      <w:r>
+        <w:t xml:space="preserve"> tests\*.</w:t>
+      </w:r>
+      <w:proofErr w:type="spellStart"/>
+      <w:r>
+        <w:t>ts</w:t>
+      </w:r>
+      <w:proofErr w:type="spellEnd"/>
+    </w:p>
+    <w:p/>
+    <w:p>
+      <w:r>
+        <w:t>No results shown.</w:t>
+      </w:r>
+    </w:p>
     <w:p/>
     <w:sectPr>
       <w:pgSz w:w="11906" w:h="16838"/>
@@ -421,6 +1446,119 @@
 <file path=word/numbering.xml><?xml version="1.0" encoding="utf-8"?>
 <w:numbering xmlns:wpc="http://schemas.microsoft.com/office/word/2010/wordprocessingCanvas" xmlns:cx="http://schemas.microsoft.com/office/drawing/2014/chartex" xmlns:cx1="http://schemas.microsoft.com/office/drawing/2015/9/8/chartex" xmlns:cx2="http://schemas.microsoft.com/office/drawing/2015/10/21/chartex" xmlns:cx3="http://schemas.microsoft.com/office/drawing/2016/5/9/chartex" xmlns:cx4="http://schemas.microsoft.com/office/drawing/2016/5/10/chartex" xmlns:cx5="http://schemas.microsoft.com/office/drawing/2016/5/11/chartex" xmlns:cx6="http://schemas.microsoft.com/office/drawing/2016/5/12/chartex" xmlns:cx7="http://schemas.microsoft.com/office/drawing/2016/5/13/chartex" xmlns:cx8="http://schemas.microsoft.com/office/drawing/2016/5/14/chartex" xmlns:mc="http://schemas.openxmlformats.org/markup-compatibility/2006" xmlns:aink="http://schemas.microsoft.com/office/drawing/2016/ink" xmlns:am3d="http://schemas.microsoft.com/office/drawing/2017/model3d" xmlns:o="urn:schemas-microsoft-com:office:office" xmlns:oel="http://schemas.microsoft.com/office/2019/extlst" xmlns:r="http://schemas.openxmlformats.org/officeDocument/2006/relationships" xmlns:m="http://schemas.openxmlformats.org/officeDocument/2006/math" xmlns:v="urn:schemas-microsoft-com:vml" xmlns:wp14="http://schemas.microsoft.com/office/word/2010/wordprocessingDrawing" xmlns:wp="http://schemas.openxmlformats.org/drawingml/2006/wordprocessingDrawing" xmlns:w10="urn:schemas-microsoft-com:office:word" xmlns:w="http://schemas.openxmlformats.org/wordprocessingml/2006/main" xmlns:w14="http://schemas.microsoft.com/office/word/2010/wordml" xmlns:w15="http://schemas.microsoft.com/office/word/2012/wordml" xmlns:w16cex="http://schemas.microsoft.com/office/word/2018/wordml/cex" xmlns:w16cid="http://schemas.microsoft.com/office/word/2016/wordml/cid" xmlns:w16="http://schemas.microsoft.com/office/word/2018/wordml" xmlns:w16du="http://schemas.microsoft.com/office/word/2023/wordml/word16du" xmlns:w16sdtdh="http://schemas.microsoft.com/office/word/2020/wordml/sdtdatahash" xmlns:w16sdtfl="http://schemas.microsoft.com/office/word/2024/wordml/sdtformatlock" xmlns:w16se="http://schemas.microsoft.com/office/word/2015/wordml/symex" xmlns:wpg="http://schemas.microsoft.com/office/word/2010/wordprocessingGroup" xmlns:wpi="http://schemas.microsoft.com/office/word/2010/wordprocessingInk" xmlns:wne="http://schemas.microsoft.com/office/word/2006/wordml" xmlns:wps="http://schemas.microsoft.com/office/word/2010/wordprocessingShape" mc:Ignorable="w14 w15 w16se w16cid w16 w16cex w16sdtdh w16sdtfl w16du wp14">
   <w:abstractNum w:abstractNumId="0" w15:restartNumberingAfterBreak="0">
+    <w:nsid w:val="082940D1"/>
+    <w:multiLevelType w:val="multilevel"/>
+    <w:tmpl w:val="A6267800"/>
+    <w:lvl w:ilvl="0">
+      <w:start w:val="1"/>
+      <w:numFmt w:val="decimal"/>
+      <w:lvlText w:val="%1."/>
+      <w:lvlJc w:val="left"/>
+      <w:pPr>
+        <w:tabs>
+          <w:tab w:val="num" w:pos="720"/>
+        </w:tabs>
+        <w:ind w:left="720" w:hanging="360"/>
+      </w:pPr>
+    </w:lvl>
+    <w:lvl w:ilvl="1" w:tentative="1">
+      <w:start w:val="1"/>
+      <w:numFmt w:val="decimal"/>
+      <w:lvlText w:val="%2."/>
+      <w:lvlJc w:val="left"/>
+      <w:pPr>
+        <w:tabs>
+          <w:tab w:val="num" w:pos="1440"/>
+        </w:tabs>
+        <w:ind w:left="1440" w:hanging="360"/>
+      </w:pPr>
+    </w:lvl>
+    <w:lvl w:ilvl="2" w:tentative="1">
+      <w:start w:val="1"/>
+      <w:numFmt w:val="decimal"/>
+      <w:lvlText w:val="%3."/>
+      <w:lvlJc w:val="left"/>
+      <w:pPr>
+        <w:tabs>
+          <w:tab w:val="num" w:pos="2160"/>
+        </w:tabs>
+        <w:ind w:left="2160" w:hanging="360"/>
+      </w:pPr>
+    </w:lvl>
+    <w:lvl w:ilvl="3" w:tentative="1">
+      <w:start w:val="1"/>
+      <w:numFmt w:val="decimal"/>
+      <w:lvlText w:val="%4."/>
+      <w:lvlJc w:val="left"/>
+      <w:pPr>
+        <w:tabs>
+          <w:tab w:val="num" w:pos="2880"/>
+        </w:tabs>
+        <w:ind w:left="2880" w:hanging="360"/>
+      </w:pPr>
+    </w:lvl>
+    <w:lvl w:ilvl="4" w:tentative="1">
+      <w:start w:val="1"/>
+      <w:numFmt w:val="decimal"/>
+      <w:lvlText w:val="%5."/>
+      <w:lvlJc w:val="left"/>
+      <w:pPr>
+        <w:tabs>
+          <w:tab w:val="num" w:pos="3600"/>
+        </w:tabs>
+        <w:ind w:left="3600" w:hanging="360"/>
+      </w:pPr>
+    </w:lvl>
+    <w:lvl w:ilvl="5" w:tentative="1">
+      <w:start w:val="1"/>
+      <w:numFmt w:val="decimal"/>
+      <w:lvlText w:val="%6."/>
+      <w:lvlJc w:val="left"/>
+      <w:pPr>
+        <w:tabs>
+          <w:tab w:val="num" w:pos="4320"/>
+        </w:tabs>
+        <w:ind w:left="4320" w:hanging="360"/>
+      </w:pPr>
+    </w:lvl>
+    <w:lvl w:ilvl="6" w:tentative="1">
+      <w:start w:val="1"/>
+      <w:numFmt w:val="decimal"/>
+      <w:lvlText w:val="%7."/>
+      <w:lvlJc w:val="left"/>
+      <w:pPr>
+        <w:tabs>
+          <w:tab w:val="num" w:pos="5040"/>
+        </w:tabs>
+        <w:ind w:left="5040" w:hanging="360"/>
+      </w:pPr>
+    </w:lvl>
+    <w:lvl w:ilvl="7" w:tentative="1">
+      <w:start w:val="1"/>
+      <w:numFmt w:val="decimal"/>
+      <w:lvlText w:val="%8."/>
+      <w:lvlJc w:val="left"/>
+      <w:pPr>
+        <w:tabs>
+          <w:tab w:val="num" w:pos="5760"/>
+        </w:tabs>
+        <w:ind w:left="5760" w:hanging="360"/>
+      </w:pPr>
+    </w:lvl>
+    <w:lvl w:ilvl="8" w:tentative="1">
+      <w:start w:val="1"/>
+      <w:numFmt w:val="decimal"/>
+      <w:lvlText w:val="%9."/>
+      <w:lvlJc w:val="left"/>
+      <w:pPr>
+        <w:tabs>
+          <w:tab w:val="num" w:pos="6480"/>
+        </w:tabs>
+        <w:ind w:left="6480" w:hanging="360"/>
+      </w:pPr>
+    </w:lvl>
+  </w:abstractNum>
+  <w:abstractNum w:abstractNumId="1" w15:restartNumberingAfterBreak="0">
     <w:nsid w:val="13351877"/>
     <w:multiLevelType w:val="multilevel"/>
     <w:tmpl w:val="5FD24E3E"/>
@@ -533,8 +1671,163 @@
       </w:pPr>
     </w:lvl>
   </w:abstractNum>
+  <w:abstractNum w:abstractNumId="2" w15:restartNumberingAfterBreak="0">
+    <w:nsid w:val="63091C48"/>
+    <w:multiLevelType w:val="multilevel"/>
+    <w:tmpl w:val="5B8A15F2"/>
+    <w:lvl w:ilvl="0">
+      <w:start w:val="1"/>
+      <w:numFmt w:val="bullet"/>
+      <w:lvlText w:val=""/>
+      <w:lvlJc w:val="left"/>
+      <w:pPr>
+        <w:tabs>
+          <w:tab w:val="num" w:pos="720"/>
+        </w:tabs>
+        <w:ind w:left="720" w:hanging="360"/>
+      </w:pPr>
+      <w:rPr>
+        <w:rFonts w:ascii="Symbol" w:hAnsi="Symbol" w:hint="default"/>
+        <w:sz w:val="20"/>
+      </w:rPr>
+    </w:lvl>
+    <w:lvl w:ilvl="1" w:tentative="1">
+      <w:start w:val="1"/>
+      <w:numFmt w:val="bullet"/>
+      <w:lvlText w:val=""/>
+      <w:lvlJc w:val="left"/>
+      <w:pPr>
+        <w:tabs>
+          <w:tab w:val="num" w:pos="1440"/>
+        </w:tabs>
+        <w:ind w:left="1440" w:hanging="360"/>
+      </w:pPr>
+      <w:rPr>
+        <w:rFonts w:ascii="Symbol" w:hAnsi="Symbol" w:hint="default"/>
+        <w:sz w:val="20"/>
+      </w:rPr>
+    </w:lvl>
+    <w:lvl w:ilvl="2" w:tentative="1">
+      <w:start w:val="1"/>
+      <w:numFmt w:val="bullet"/>
+      <w:lvlText w:val=""/>
+      <w:lvlJc w:val="left"/>
+      <w:pPr>
+        <w:tabs>
+          <w:tab w:val="num" w:pos="2160"/>
+        </w:tabs>
+        <w:ind w:left="2160" w:hanging="360"/>
+      </w:pPr>
+      <w:rPr>
+        <w:rFonts w:ascii="Symbol" w:hAnsi="Symbol" w:hint="default"/>
+        <w:sz w:val="20"/>
+      </w:rPr>
+    </w:lvl>
+    <w:lvl w:ilvl="3" w:tentative="1">
+      <w:start w:val="1"/>
+      <w:numFmt w:val="bullet"/>
+      <w:lvlText w:val=""/>
+      <w:lvlJc w:val="left"/>
+      <w:pPr>
+        <w:tabs>
+          <w:tab w:val="num" w:pos="2880"/>
+        </w:tabs>
+        <w:ind w:left="2880" w:hanging="360"/>
+      </w:pPr>
+      <w:rPr>
+        <w:rFonts w:ascii="Symbol" w:hAnsi="Symbol" w:hint="default"/>
+        <w:sz w:val="20"/>
+      </w:rPr>
+    </w:lvl>
+    <w:lvl w:ilvl="4" w:tentative="1">
+      <w:start w:val="1"/>
+      <w:numFmt w:val="bullet"/>
+      <w:lvlText w:val=""/>
+      <w:lvlJc w:val="left"/>
+      <w:pPr>
+        <w:tabs>
+          <w:tab w:val="num" w:pos="3600"/>
+        </w:tabs>
+        <w:ind w:left="3600" w:hanging="360"/>
+      </w:pPr>
+      <w:rPr>
+        <w:rFonts w:ascii="Symbol" w:hAnsi="Symbol" w:hint="default"/>
+        <w:sz w:val="20"/>
+      </w:rPr>
+    </w:lvl>
+    <w:lvl w:ilvl="5" w:tentative="1">
+      <w:start w:val="1"/>
+      <w:numFmt w:val="bullet"/>
+      <w:lvlText w:val=""/>
+      <w:lvlJc w:val="left"/>
+      <w:pPr>
+        <w:tabs>
+          <w:tab w:val="num" w:pos="4320"/>
+        </w:tabs>
+        <w:ind w:left="4320" w:hanging="360"/>
+      </w:pPr>
+      <w:rPr>
+        <w:rFonts w:ascii="Symbol" w:hAnsi="Symbol" w:hint="default"/>
+        <w:sz w:val="20"/>
+      </w:rPr>
+    </w:lvl>
+    <w:lvl w:ilvl="6" w:tentative="1">
+      <w:start w:val="1"/>
+      <w:numFmt w:val="bullet"/>
+      <w:lvlText w:val=""/>
+      <w:lvlJc w:val="left"/>
+      <w:pPr>
+        <w:tabs>
+          <w:tab w:val="num" w:pos="5040"/>
+        </w:tabs>
+        <w:ind w:left="5040" w:hanging="360"/>
+      </w:pPr>
+      <w:rPr>
+        <w:rFonts w:ascii="Symbol" w:hAnsi="Symbol" w:hint="default"/>
+        <w:sz w:val="20"/>
+      </w:rPr>
+    </w:lvl>
+    <w:lvl w:ilvl="7" w:tentative="1">
+      <w:start w:val="1"/>
+      <w:numFmt w:val="bullet"/>
+      <w:lvlText w:val=""/>
+      <w:lvlJc w:val="left"/>
+      <w:pPr>
+        <w:tabs>
+          <w:tab w:val="num" w:pos="5760"/>
+        </w:tabs>
+        <w:ind w:left="5760" w:hanging="360"/>
+      </w:pPr>
+      <w:rPr>
+        <w:rFonts w:ascii="Symbol" w:hAnsi="Symbol" w:hint="default"/>
+        <w:sz w:val="20"/>
+      </w:rPr>
+    </w:lvl>
+    <w:lvl w:ilvl="8" w:tentative="1">
+      <w:start w:val="1"/>
+      <w:numFmt w:val="bullet"/>
+      <w:lvlText w:val=""/>
+      <w:lvlJc w:val="left"/>
+      <w:pPr>
+        <w:tabs>
+          <w:tab w:val="num" w:pos="6480"/>
+        </w:tabs>
+        <w:ind w:left="6480" w:hanging="360"/>
+      </w:pPr>
+      <w:rPr>
+        <w:rFonts w:ascii="Symbol" w:hAnsi="Symbol" w:hint="default"/>
+        <w:sz w:val="20"/>
+      </w:rPr>
+    </w:lvl>
+  </w:abstractNum>
   <w:num w:numId="1" w16cid:durableId="437989902">
+    <w:abstractNumId w:val="1"/>
+  </w:num>
+  <w:num w:numId="2" w16cid:durableId="220875162">
     <w:abstractNumId w:val="0"/>
+  </w:num>
+  <w:num w:numId="3" w16cid:durableId="695892120">
+    <w:abstractNumId w:val="2"/>
   </w:num>
 </w:numbering>
 </file>

--- a/GPTChat update.docx
+++ b/GPTChat update.docx
@@ -19,79 +19,18 @@
     </w:p>
     <w:p>
       <w:r>
-        <w:t>C:\Users\Mickey\FDE-feature-detection-engine&gt;npx tsc --</w:t>
-      </w:r>
-      <w:proofErr w:type="spellStart"/>
-      <w:r>
-        <w:t>noEmit</w:t>
-      </w:r>
-      <w:proofErr w:type="spellEnd"/>
-    </w:p>
-    <w:p>
-      <w:r>
-        <w:t>tests/application/GolfGreenDetector.test.ts:2:35 - error TS2307: Cannot find module '../../</w:t>
-      </w:r>
-      <w:proofErr w:type="spellStart"/>
-      <w:r>
-        <w:t>src</w:t>
-      </w:r>
-      <w:proofErr w:type="spellEnd"/>
-      <w:r>
-        <w:t>/application/</w:t>
-      </w:r>
-      <w:proofErr w:type="spellStart"/>
-      <w:r>
-        <w:t>opencv</w:t>
-      </w:r>
-      <w:proofErr w:type="spellEnd"/>
-      <w:r>
-        <w:t>/detectors/</w:t>
-      </w:r>
-      <w:proofErr w:type="spellStart"/>
-      <w:r>
-        <w:t>GolfGreenDetector</w:t>
-      </w:r>
-      <w:proofErr w:type="spellEnd"/>
-      <w:r>
-        <w:t>' or its corresponding type declarations.</w:t>
-      </w:r>
-    </w:p>
-    <w:p/>
-    <w:p>
-      <w:r>
-        <w:t xml:space="preserve">2 import { </w:t>
-      </w:r>
-      <w:proofErr w:type="spellStart"/>
-      <w:r>
-        <w:t>GolfGreenDetector</w:t>
-      </w:r>
-      <w:proofErr w:type="spellEnd"/>
-      <w:r>
-        <w:t xml:space="preserve"> } from "../../</w:t>
-      </w:r>
-      <w:proofErr w:type="spellStart"/>
-      <w:r>
-        <w:t>src</w:t>
-      </w:r>
-      <w:proofErr w:type="spellEnd"/>
-      <w:r>
-        <w:t>/application/</w:t>
-      </w:r>
-      <w:proofErr w:type="spellStart"/>
-      <w:r>
-        <w:t>opencv</w:t>
-      </w:r>
-      <w:proofErr w:type="spellEnd"/>
-      <w:r>
-        <w:t>/detectors/</w:t>
-      </w:r>
-      <w:proofErr w:type="spellStart"/>
-      <w:r>
-        <w:t>GolfGreenDetector</w:t>
-      </w:r>
-      <w:proofErr w:type="spellEnd"/>
-      <w:r>
-        <w:t>";</w:t>
+        <w:t>C:\Users\Mickey\FDE-feature-detection-engine&gt;npx tsc --noEmit</w:t>
+      </w:r>
+    </w:p>
+    <w:p>
+      <w:r>
+        <w:t>tests/application/GolfGreenDetector.test.ts:2:35 - error TS2307: Cannot find module '../../src/application/opencv/detectors/GolfGreenDetector' or its corresponding type declarations.</w:t>
+      </w:r>
+    </w:p>
+    <w:p/>
+    <w:p>
+      <w:r>
+        <w:t>2 import { GolfGreenDetector } from "../../src/application/opencv/detectors/GolfGreenDetector";</w:t>
       </w:r>
     </w:p>
     <w:p>
@@ -107,63 +46,13 @@
       </w:r>
     </w:p>
     <w:p>
-      <w:proofErr w:type="gramStart"/>
-      <w:r>
-        <w:t>So</w:t>
-      </w:r>
-      <w:proofErr w:type="gramEnd"/>
-      <w:r>
-        <w:t xml:space="preserve"> I changed '../../</w:t>
-      </w:r>
-      <w:proofErr w:type="spellStart"/>
-      <w:r>
-        <w:t>src</w:t>
-      </w:r>
-      <w:proofErr w:type="spellEnd"/>
-      <w:r>
-        <w:t>/application/</w:t>
-      </w:r>
-      <w:proofErr w:type="spellStart"/>
-      <w:r>
-        <w:t>opencv</w:t>
-      </w:r>
-      <w:proofErr w:type="spellEnd"/>
-      <w:r>
-        <w:t>/detectors/</w:t>
-      </w:r>
-      <w:proofErr w:type="spellStart"/>
-      <w:r>
-        <w:t>GolfGreenDetector</w:t>
-      </w:r>
-      <w:proofErr w:type="spellEnd"/>
-      <w:r>
-        <w:t>'</w:t>
-      </w:r>
-    </w:p>
-    <w:p>
-      <w:proofErr w:type="spellStart"/>
-      <w:r>
-        <w:t>Tp</w:t>
-      </w:r>
-      <w:proofErr w:type="spellEnd"/>
-      <w:r>
-        <w:t xml:space="preserve"> '../../</w:t>
-      </w:r>
-      <w:proofErr w:type="spellStart"/>
-      <w:r>
-        <w:t>src</w:t>
-      </w:r>
-      <w:proofErr w:type="spellEnd"/>
-      <w:r>
-        <w:t>/application/detectors/</w:t>
-      </w:r>
-      <w:proofErr w:type="spellStart"/>
-      <w:r>
-        <w:t>GolfGreenDetector</w:t>
-      </w:r>
-      <w:proofErr w:type="spellEnd"/>
-      <w:r>
-        <w:t>'</w:t>
+      <w:r>
+        <w:t>So I changed '../../src/application/opencv/detectors/GolfGreenDetector'</w:t>
+      </w:r>
+    </w:p>
+    <w:p>
+      <w:r>
+        <w:t>Tp '../../src/application/detectors/GolfGreenDetector'</w:t>
       </w:r>
     </w:p>
     <w:p/>
@@ -216,23 +105,7 @@
         <w:t>The Detector's Choice:</w:t>
       </w:r>
       <w:r>
-        <w:t> This point falls perfectly inside the boundaries of </w:t>
-      </w:r>
-      <w:proofErr w:type="spellStart"/>
-      <w:r>
-        <w:t>rightGreen</w:t>
-      </w:r>
-      <w:proofErr w:type="spellEnd"/>
-      <w:r>
-        <w:t> (which goes from x: 60-90 and y: 10-40). The detector correctly selects </w:t>
-      </w:r>
-      <w:proofErr w:type="spellStart"/>
-      <w:r>
-        <w:t>rightGreen</w:t>
-      </w:r>
-      <w:proofErr w:type="spellEnd"/>
-      <w:r>
-        <w:t>.</w:t>
+        <w:t> This point falls perfectly inside the boundaries of rightGreen (which goes from x: 60-90 and y: 10-40). The detector correctly selects rightGreen.</w:t>
       </w:r>
     </w:p>
     <w:p>
@@ -250,31 +123,7 @@
         <w:t>The Assertion Error:</w:t>
       </w:r>
       <w:r>
-        <w:t> The expect(feature?.</w:t>
-      </w:r>
-      <w:proofErr w:type="spellStart"/>
-      <w:r>
-        <w:t>polygon.points</w:t>
-      </w:r>
-      <w:proofErr w:type="spellEnd"/>
-      <w:r>
-        <w:t>).</w:t>
-      </w:r>
-      <w:proofErr w:type="spellStart"/>
-      <w:r>
-        <w:t>toEqual</w:t>
-      </w:r>
-      <w:proofErr w:type="spellEnd"/>
-      <w:r>
-        <w:t>(...) block at the bottom of your test is wrongly asserting that it should have found a polygon with points starting at (10, 10). These expected coordinates look like a copy-paste mistake that loosely resembles </w:t>
-      </w:r>
-      <w:proofErr w:type="spellStart"/>
-      <w:r>
-        <w:t>leftGreen</w:t>
-      </w:r>
-      <w:proofErr w:type="spellEnd"/>
-      <w:r>
-        <w:t>.</w:t>
+        <w:t> The expect(feature?.polygon.points).toEqual(...) block at the bottom of your test is wrongly asserting that it should have found a polygon with points starting at (10, 10). These expected coordinates look like a copy-paste mistake that loosely resembles leftGreen.</w:t>
       </w:r>
     </w:p>
     <w:p>
@@ -289,23 +138,7 @@
           <w:b/>
           <w:bCs/>
         </w:rPr>
-        <w:t>To fix the test, update your assertion to expect the points of </w:t>
-      </w:r>
-      <w:proofErr w:type="spellStart"/>
-      <w:r>
-        <w:rPr>
-          <w:b/>
-          <w:bCs/>
-        </w:rPr>
-        <w:t>rightGreen</w:t>
-      </w:r>
-      <w:proofErr w:type="spellEnd"/>
-      <w:r>
-        <w:rPr>
-          <w:b/>
-          <w:bCs/>
-        </w:rPr>
-        <w:t>:</w:t>
+        <w:t>To fix the test, update your assertion to expect the points of rightGreen:</w:t>
       </w:r>
     </w:p>
     <w:p>
@@ -315,88 +148,32 @@
     </w:p>
     <w:p>
       <w:r>
-        <w:t xml:space="preserve">        expect(feature?.</w:t>
-      </w:r>
-      <w:proofErr w:type="spellStart"/>
-      <w:r>
-        <w:t>polygon.points</w:t>
-      </w:r>
-      <w:proofErr w:type="spellEnd"/>
-      <w:r>
-        <w:t>).</w:t>
-      </w:r>
-      <w:proofErr w:type="spellStart"/>
-      <w:r>
-        <w:t>toEqual</w:t>
-      </w:r>
-      <w:proofErr w:type="spellEnd"/>
-      <w:r>
-        <w:t>([</w:t>
-      </w:r>
-    </w:p>
-    <w:p>
-      <w:r>
-        <w:t xml:space="preserve">            new </w:t>
-      </w:r>
-      <w:proofErr w:type="spellStart"/>
-      <w:r>
-        <w:t>WorldPoint</w:t>
-      </w:r>
-      <w:proofErr w:type="spellEnd"/>
-      <w:r>
-        <w:t>(60, 10),</w:t>
-      </w:r>
-    </w:p>
-    <w:p>
-      <w:r>
-        <w:t xml:space="preserve">            new </w:t>
-      </w:r>
-      <w:proofErr w:type="spellStart"/>
-      <w:r>
-        <w:t>WorldPoint</w:t>
-      </w:r>
-      <w:proofErr w:type="spellEnd"/>
-      <w:r>
-        <w:t>(90, 10),</w:t>
-      </w:r>
-    </w:p>
-    <w:p>
-      <w:r>
-        <w:t xml:space="preserve">            new </w:t>
-      </w:r>
-      <w:proofErr w:type="spellStart"/>
-      <w:r>
-        <w:t>WorldPoint</w:t>
-      </w:r>
-      <w:proofErr w:type="spellEnd"/>
-      <w:r>
-        <w:t>(90, 40),</w:t>
-      </w:r>
-    </w:p>
-    <w:p>
-      <w:r>
-        <w:t xml:space="preserve">            new </w:t>
-      </w:r>
-      <w:proofErr w:type="spellStart"/>
-      <w:r>
-        <w:t>WorldPoint</w:t>
-      </w:r>
-      <w:proofErr w:type="spellEnd"/>
-      <w:r>
-        <w:t>(60, 40),</w:t>
-      </w:r>
-    </w:p>
-    <w:p>
-      <w:r>
-        <w:t xml:space="preserve">            new </w:t>
-      </w:r>
-      <w:proofErr w:type="spellStart"/>
-      <w:r>
-        <w:t>WorldPoint</w:t>
-      </w:r>
-      <w:proofErr w:type="spellEnd"/>
-      <w:r>
-        <w:t>(60, 10) // The detector closes the polygon</w:t>
+        <w:t xml:space="preserve">        expect(feature?.polygon.points).toEqual([</w:t>
+      </w:r>
+    </w:p>
+    <w:p>
+      <w:r>
+        <w:t xml:space="preserve">            new WorldPoint(60, 10),</w:t>
+      </w:r>
+    </w:p>
+    <w:p>
+      <w:r>
+        <w:t xml:space="preserve">            new WorldPoint(90, 10),</w:t>
+      </w:r>
+    </w:p>
+    <w:p>
+      <w:r>
+        <w:t xml:space="preserve">            new WorldPoint(90, 40),</w:t>
+      </w:r>
+    </w:p>
+    <w:p>
+      <w:r>
+        <w:t xml:space="preserve">            new WorldPoint(60, 40),</w:t>
+      </w:r>
+    </w:p>
+    <w:p>
+      <w:r>
+        <w:t xml:space="preserve">            new WorldPoint(60, 10) // The detector closes the polygon</w:t>
       </w:r>
     </w:p>
     <w:p>
@@ -435,15 +212,7 @@
     <w:p/>
     <w:p>
       <w:r>
-        <w:t xml:space="preserve">C:\Users\Mickey\FDE-feature-detection-engine&gt;npx </w:t>
-      </w:r>
-      <w:proofErr w:type="spellStart"/>
-      <w:r>
-        <w:t>vitest</w:t>
-      </w:r>
-      <w:proofErr w:type="spellEnd"/>
-      <w:r>
-        <w:t xml:space="preserve"> run</w:t>
+        <w:t>C:\Users\Mickey\FDE-feature-detection-engine&gt;npx vitest run</w:t>
       </w:r>
     </w:p>
     <w:p/>
@@ -455,44 +224,12 @@
     <w:p/>
     <w:p>
       <w:r>
-        <w:t xml:space="preserve"> ✓ </w:t>
-      </w:r>
-      <w:proofErr w:type="spellStart"/>
-      <w:r>
-        <w:t>src</w:t>
-      </w:r>
-      <w:proofErr w:type="spellEnd"/>
-      <w:r>
-        <w:t>/application/</w:t>
-      </w:r>
-      <w:proofErr w:type="spellStart"/>
-      <w:r>
-        <w:t>opencv</w:t>
-      </w:r>
-      <w:proofErr w:type="spellEnd"/>
-      <w:r>
-        <w:t>/</w:t>
-      </w:r>
-      <w:proofErr w:type="spellStart"/>
-      <w:r>
-        <w:t>OpenCvAdapter.test.ts</w:t>
-      </w:r>
-      <w:proofErr w:type="spellEnd"/>
-      <w:r>
-        <w:t xml:space="preserve"> (7 tests) 8ms</w:t>
-      </w:r>
-    </w:p>
-    <w:p>
-      <w:r>
-        <w:t xml:space="preserve"> ✓ tests/application/</w:t>
-      </w:r>
-      <w:proofErr w:type="spellStart"/>
-      <w:r>
-        <w:t>OpenCvImageLoader.test.ts</w:t>
-      </w:r>
-      <w:proofErr w:type="spellEnd"/>
-      <w:r>
-        <w:t xml:space="preserve"> (5 tests) 9ms</w:t>
+        <w:t xml:space="preserve"> ✓ src/application/opencv/OpenCvAdapter.test.ts (7 tests) 8ms</w:t>
+      </w:r>
+    </w:p>
+    <w:p>
+      <w:r>
+        <w:t xml:space="preserve"> ✓ tests/application/OpenCvImageLoader.test.ts (5 tests) 9ms</w:t>
       </w:r>
     </w:p>
     <w:p>
@@ -506,149 +243,53 @@
         <w:t>❯</w:t>
       </w:r>
       <w:r>
-        <w:t xml:space="preserve"> tests/integration/</w:t>
-      </w:r>
-      <w:proofErr w:type="spellStart"/>
-      <w:r>
-        <w:t>OpenCvJsContourDetection.test.ts</w:t>
-      </w:r>
-      <w:proofErr w:type="spellEnd"/>
-      <w:r>
-        <w:t xml:space="preserve"> (0 test)</w:t>
-      </w:r>
-    </w:p>
-    <w:p>
-      <w:r>
-        <w:t xml:space="preserve"> ✓ tests/domain/</w:t>
-      </w:r>
-      <w:proofErr w:type="spellStart"/>
-      <w:r>
-        <w:t>Polygon.test.ts</w:t>
-      </w:r>
-      <w:proofErr w:type="spellEnd"/>
-      <w:r>
-        <w:t xml:space="preserve"> (3 tests) 6ms</w:t>
-      </w:r>
-    </w:p>
-    <w:p>
-      <w:r>
-        <w:t xml:space="preserve"> ✓ tests/integration/</w:t>
-      </w:r>
-      <w:proofErr w:type="spellStart"/>
-      <w:r>
-        <w:t>FeatureDetectionEngine.test.ts</w:t>
-      </w:r>
-      <w:proofErr w:type="spellEnd"/>
-      <w:r>
-        <w:t xml:space="preserve"> (2 tests) 5ms</w:t>
-      </w:r>
-    </w:p>
-    <w:p>
-      <w:r>
-        <w:t xml:space="preserve"> ✓ tests/domain/</w:t>
-      </w:r>
-      <w:proofErr w:type="spellStart"/>
-      <w:r>
-        <w:t>WorldPoint.test.ts</w:t>
-      </w:r>
-      <w:proofErr w:type="spellEnd"/>
-      <w:r>
-        <w:t xml:space="preserve"> (2 tests) 4ms</w:t>
+        <w:t xml:space="preserve"> tests/integration/OpenCvJsContourDetection.test.ts (0 test)</w:t>
+      </w:r>
+    </w:p>
+    <w:p>
+      <w:r>
+        <w:t xml:space="preserve"> ✓ tests/domain/Polygon.test.ts (3 tests) 6ms</w:t>
+      </w:r>
+    </w:p>
+    <w:p>
+      <w:r>
+        <w:t xml:space="preserve"> ✓ tests/integration/FeatureDetectionEngine.test.ts (2 tests) 5ms</w:t>
+      </w:r>
+    </w:p>
+    <w:p>
+      <w:r>
+        <w:t xml:space="preserve"> ✓ tests/domain/WorldPoint.test.ts (2 tests) 4ms</w:t>
       </w:r>
     </w:p>
     <w:p>
       <w:r>
         <w:lastRenderedPageBreak/>
-        <w:t xml:space="preserve"> ✓ </w:t>
-      </w:r>
-      <w:proofErr w:type="spellStart"/>
-      <w:r>
-        <w:t>src</w:t>
-      </w:r>
-      <w:proofErr w:type="spellEnd"/>
-      <w:r>
-        <w:t>/domain/</w:t>
-      </w:r>
-      <w:proofErr w:type="spellStart"/>
-      <w:r>
-        <w:t>Feature.test.ts</w:t>
-      </w:r>
-      <w:proofErr w:type="spellEnd"/>
-      <w:r>
-        <w:t xml:space="preserve"> (3 tests) 6ms</w:t>
-      </w:r>
-    </w:p>
-    <w:p>
-      <w:r>
-        <w:t xml:space="preserve"> ✓ tests/application/</w:t>
-      </w:r>
-      <w:proofErr w:type="spellStart"/>
-      <w:r>
-        <w:t>ContourToPolygon.test.ts</w:t>
-      </w:r>
-      <w:proofErr w:type="spellEnd"/>
-      <w:r>
-        <w:t xml:space="preserve"> (3 tests) 6ms</w:t>
-      </w:r>
-    </w:p>
-    <w:p>
-      <w:r>
-        <w:t xml:space="preserve"> ✓ tests/application/</w:t>
-      </w:r>
-      <w:proofErr w:type="spellStart"/>
-      <w:r>
-        <w:t>GolfGreenDetector.test.ts</w:t>
-      </w:r>
-      <w:proofErr w:type="spellEnd"/>
-      <w:r>
-        <w:t xml:space="preserve"> (4 tests) 7ms</w:t>
-      </w:r>
-    </w:p>
-    <w:p>
-      <w:r>
-        <w:t xml:space="preserve"> ✓ tests/</w:t>
-      </w:r>
-      <w:proofErr w:type="spellStart"/>
-      <w:r>
-        <w:t>api</w:t>
-      </w:r>
-      <w:proofErr w:type="spellEnd"/>
-      <w:r>
-        <w:t>/</w:t>
-      </w:r>
-      <w:proofErr w:type="spellStart"/>
-      <w:r>
-        <w:t>DetectionRequest.test.ts</w:t>
-      </w:r>
-      <w:proofErr w:type="spellEnd"/>
-      <w:r>
-        <w:t xml:space="preserve"> (2 tests) 5ms</w:t>
-      </w:r>
-    </w:p>
-    <w:p>
-      <w:r>
-        <w:t xml:space="preserve"> ✓ tests/domain/</w:t>
-      </w:r>
-      <w:proofErr w:type="spellStart"/>
-      <w:r>
-        <w:t>FeatureType.test.ts</w:t>
-      </w:r>
-      <w:proofErr w:type="spellEnd"/>
-      <w:r>
-        <w:t xml:space="preserve"> (1 test) 3ms</w:t>
-      </w:r>
-    </w:p>
-    <w:p>
-      <w:r>
-        <w:t xml:space="preserve"> ✓ tests/application/</w:t>
-      </w:r>
-      <w:proofErr w:type="spellStart"/>
-      <w:r>
-        <w:t>DetectionPipeline.test.ts</w:t>
-      </w:r>
-      <w:proofErr w:type="spellEnd"/>
-      <w:r>
-        <w:t xml:space="preserve"> (1 test) 4ms</w:t>
+        <w:t xml:space="preserve"> ✓ src/domain/Feature.test.ts (3 tests) 6ms</w:t>
+      </w:r>
+    </w:p>
+    <w:p>
+      <w:r>
+        <w:t xml:space="preserve"> ✓ tests/application/ContourToPolygon.test.ts (3 tests) 6ms</w:t>
+      </w:r>
+    </w:p>
+    <w:p>
+      <w:r>
+        <w:t xml:space="preserve"> ✓ tests/application/GolfGreenDetector.test.ts (4 tests) 7ms</w:t>
+      </w:r>
+    </w:p>
+    <w:p>
+      <w:r>
+        <w:t xml:space="preserve"> ✓ tests/api/DetectionRequest.test.ts (2 tests) 5ms</w:t>
+      </w:r>
+    </w:p>
+    <w:p>
+      <w:r>
+        <w:t xml:space="preserve"> ✓ tests/domain/FeatureType.test.ts (1 test) 3ms</w:t>
+      </w:r>
+    </w:p>
+    <w:p>
+      <w:r>
+        <w:t xml:space="preserve"> ✓ tests/application/DetectionPipeline.test.ts (1 test) 4ms</w:t>
       </w:r>
     </w:p>
     <w:p/>
@@ -672,36 +313,12 @@
     <w:p/>
     <w:p>
       <w:r>
-        <w:t xml:space="preserve"> FAIL  tests/integration/</w:t>
-      </w:r>
-      <w:proofErr w:type="spellStart"/>
-      <w:r>
-        <w:t>OpenCvJsContourDetection.test.ts</w:t>
-      </w:r>
-      <w:proofErr w:type="spellEnd"/>
-      <w:r>
-        <w:t xml:space="preserve"> [ tests/integration/</w:t>
-      </w:r>
-      <w:proofErr w:type="spellStart"/>
-      <w:r>
-        <w:t>OpenCvJsContourDetection.test.ts</w:t>
-      </w:r>
-      <w:proofErr w:type="spellEnd"/>
-      <w:r>
-        <w:t xml:space="preserve"> ]</w:t>
-      </w:r>
-    </w:p>
-    <w:p>
-      <w:r>
-        <w:t xml:space="preserve">Error: OpenCV.js runtime is not available. Load OpenCV.js before using the </w:t>
-      </w:r>
-      <w:proofErr w:type="spellStart"/>
-      <w:r>
-        <w:t>OpenCvJsRuntime</w:t>
-      </w:r>
-      <w:proofErr w:type="spellEnd"/>
-      <w:r>
-        <w:t>.</w:t>
+        <w:t xml:space="preserve"> FAIL  tests/integration/OpenCvJsContourDetection.test.ts [ tests/integration/OpenCvJsContourDetection.test.ts ]</w:t>
+      </w:r>
+    </w:p>
+    <w:p>
+      <w:r>
+        <w:t>Error: OpenCV.js runtime is not available. Load OpenCV.js before using the OpenCvJsRuntime.</w:t>
       </w:r>
     </w:p>
     <w:p>
@@ -715,31 +332,7 @@
         <w:t>❯</w:t>
       </w:r>
       <w:r>
-        <w:t xml:space="preserve"> </w:t>
-      </w:r>
-      <w:proofErr w:type="spellStart"/>
-      <w:r>
-        <w:t>getOpenCvRuntime</w:t>
-      </w:r>
-      <w:proofErr w:type="spellEnd"/>
-      <w:r>
-        <w:t xml:space="preserve"> </w:t>
-      </w:r>
-      <w:proofErr w:type="spellStart"/>
-      <w:r>
-        <w:t>src</w:t>
-      </w:r>
-      <w:proofErr w:type="spellEnd"/>
-      <w:r>
-        <w:t>/infrastructure/</w:t>
-      </w:r>
-      <w:proofErr w:type="spellStart"/>
-      <w:r>
-        <w:t>opencv</w:t>
-      </w:r>
-      <w:proofErr w:type="spellEnd"/>
-      <w:r>
-        <w:t>/OpenCvJsRuntime.ts:17:11</w:t>
+        <w:t xml:space="preserve"> getOpenCvRuntime src/infrastructure/opencv/OpenCvJsRuntime.ts:17:11</w:t>
       </w:r>
     </w:p>
     <w:p>
@@ -764,15 +357,7 @@
     </w:p>
     <w:p>
       <w:r>
-        <w:t xml:space="preserve">     18|         "OpenCV.js runtime is not available. Load OpenCV.js before using the </w:t>
-      </w:r>
-      <w:proofErr w:type="spellStart"/>
-      <w:r>
-        <w:t>OpenCvJsRuntime</w:t>
-      </w:r>
-      <w:proofErr w:type="spellEnd"/>
-      <w:r>
-        <w:t>."</w:t>
+        <w:t xml:space="preserve">     18|         "OpenCV.js runtime is not available. Load OpenCV.js before using the OpenCvJsRuntime."</w:t>
       </w:r>
     </w:p>
     <w:p>
@@ -791,23 +376,7 @@
         <w:t>❯</w:t>
       </w:r>
       <w:r>
-        <w:t xml:space="preserve"> </w:t>
-      </w:r>
-      <w:proofErr w:type="spellStart"/>
-      <w:r>
-        <w:t>src</w:t>
-      </w:r>
-      <w:proofErr w:type="spellEnd"/>
-      <w:r>
-        <w:t>/infrastructure/</w:t>
-      </w:r>
-      <w:proofErr w:type="spellStart"/>
-      <w:r>
-        <w:t>opencv</w:t>
-      </w:r>
-      <w:proofErr w:type="spellEnd"/>
-      <w:r>
-        <w:t>/OpenCvJsRuntime.ts:23:5</w:t>
+        <w:t xml:space="preserve"> src/infrastructure/opencv/OpenCvJsRuntime.ts:23:5</w:t>
       </w:r>
     </w:p>
     <w:p/>
@@ -868,31 +437,7 @@
         <w:t>1. Fixed the Golf Green Test Assertion</w:t>
       </w:r>
       <w:r>
-        <w:t xml:space="preserve"> Your application code was </w:t>
-      </w:r>
-      <w:proofErr w:type="gramStart"/>
-      <w:r>
-        <w:t>actually working</w:t>
-      </w:r>
-      <w:proofErr w:type="gramEnd"/>
-      <w:r>
-        <w:t xml:space="preserve"> perfectly! When you passed in a simulated click at (75, 25), the detector correctly identified the </w:t>
-      </w:r>
-      <w:proofErr w:type="spellStart"/>
-      <w:r>
-        <w:t>rightGreen</w:t>
-      </w:r>
-      <w:proofErr w:type="spellEnd"/>
-      <w:r>
-        <w:t> boundaries. The only issue was that your test's expect block was asserting the wrong coordinates. We updated the test to correctly expect the </w:t>
-      </w:r>
-      <w:proofErr w:type="spellStart"/>
-      <w:r>
-        <w:t>rightGreen</w:t>
-      </w:r>
-      <w:proofErr w:type="spellEnd"/>
-      <w:r>
-        <w:t> polygon boundaries (including the closing point).</w:t>
+        <w:t> Your application code was actually working perfectly! When you passed in a simulated click at (75, 25), the detector correctly identified the rightGreen boundaries. The only issue was that your test's expect block was asserting the wrong coordinates. We updated the test to correctly expect the rightGreen polygon boundaries (including the closing point).</w:t>
       </w:r>
     </w:p>
     <w:p>
@@ -904,31 +449,7 @@
         <w:t>2. Mocked the Browser window for Node.js</w:t>
       </w:r>
       <w:r>
-        <w:t> Your integration test failed with an "OpenCV.js runtime is not available" error. This happened because Vitest runs in Node.js, which doesn't have a browser window object. Your code expected window.cv to exist, so we created a </w:t>
-      </w:r>
-      <w:proofErr w:type="gramStart"/>
-      <w:r>
-        <w:t>tests/</w:t>
-      </w:r>
-      <w:proofErr w:type="spellStart"/>
-      <w:r>
-        <w:t>setup</w:t>
-      </w:r>
-      <w:proofErr w:type="gramEnd"/>
-      <w:r>
-        <w:t>.ts</w:t>
-      </w:r>
-      <w:proofErr w:type="spellEnd"/>
-      <w:r>
-        <w:t> script to mock </w:t>
-      </w:r>
-      <w:proofErr w:type="spellStart"/>
-      <w:r>
-        <w:t>global.window</w:t>
-      </w:r>
-      <w:proofErr w:type="spellEnd"/>
-      <w:r>
-        <w:t> and attach cv to it. We then imported this setup script right at the top of your test file.</w:t>
+        <w:t> Your integration test failed with an "OpenCV.js runtime is not available" error. This happened because Vitest runs in Node.js, which doesn't have a browser window object. Your code expected window.cv to exist, so we created a tests/setup.ts script to mock global.window and attach cv to it. We then imported this setup script right at the top of your test file.</w:t>
       </w:r>
     </w:p>
     <w:p>
@@ -958,31 +479,7 @@
         <w:t>Used require instead of import</w:t>
       </w:r>
       <w:r>
-        <w:t>: We used </w:t>
-      </w:r>
-      <w:proofErr w:type="spellStart"/>
-      <w:r>
-        <w:t>const</w:t>
-      </w:r>
-      <w:proofErr w:type="spellEnd"/>
-      <w:r>
-        <w:t xml:space="preserve"> cv = require("opencv.js") in the setup script. When you use import, </w:t>
-      </w:r>
-      <w:proofErr w:type="spellStart"/>
-      <w:r>
-        <w:t>Vitest's</w:t>
-      </w:r>
-      <w:proofErr w:type="spellEnd"/>
-      <w:r>
-        <w:t xml:space="preserve"> bundler tries to read and </w:t>
-      </w:r>
-      <w:proofErr w:type="spellStart"/>
-      <w:r>
-        <w:t>transpile</w:t>
-      </w:r>
-      <w:proofErr w:type="spellEnd"/>
-      <w:r>
-        <w:t xml:space="preserve"> the file. Because OpenCV is a massive library, it choked the bundler. require bypasses that step and loads it instantly.</w:t>
+        <w:t>: We used const cv = require("opencv.js") in the setup script. When you use import, Vitest's bundler tries to read and transpile the file. Because OpenCV is a massive library, it choked the bundler. require bypasses that step and loads it instantly.</w:t>
       </w:r>
     </w:p>
     <w:p>
@@ -1000,31 +497,7 @@
         <w:t>Changed the Vitest threading pool</w:t>
       </w:r>
       <w:r>
-        <w:t>: We added pool: "forks" to </w:t>
-      </w:r>
-      <w:proofErr w:type="spellStart"/>
-      <w:r>
-        <w:t>vitest.config.mjs</w:t>
-      </w:r>
-      <w:proofErr w:type="spellEnd"/>
-      <w:r>
-        <w:t xml:space="preserve">. By default, Vitest uses Worker Threads, which are known to clash and freeze when dealing with heavy C++ </w:t>
-      </w:r>
-      <w:proofErr w:type="spellStart"/>
-      <w:r>
-        <w:t>WebAssembly</w:t>
-      </w:r>
-      <w:proofErr w:type="spellEnd"/>
-      <w:r>
-        <w:t xml:space="preserve"> libraries like OpenCV. forks </w:t>
-      </w:r>
-      <w:proofErr w:type="gramStart"/>
-      <w:r>
-        <w:t>tells</w:t>
-      </w:r>
-      <w:proofErr w:type="gramEnd"/>
-      <w:r>
-        <w:t xml:space="preserve"> Vitest to use standard child processes instead, keeping the memory clean and preventing the freeze.</w:t>
+        <w:t>: We added pool: "forks" to vitest.config.mjs. By default, Vitest uses Worker Threads, which are known to clash and freeze when dealing with heavy C++ WebAssembly libraries like OpenCV. forks tells Vitest to use standard child processes instead, keeping the memory clean and preventing the freeze.</w:t>
       </w:r>
     </w:p>
     <w:p/>
@@ -1035,15 +508,7 @@
     </w:p>
     <w:p>
       <w:r>
-        <w:t xml:space="preserve">C:\Users\Mickey\FDE-feature-detection-engine&gt;npx </w:t>
-      </w:r>
-      <w:proofErr w:type="spellStart"/>
-      <w:r>
-        <w:t>vitest</w:t>
-      </w:r>
-      <w:proofErr w:type="spellEnd"/>
-      <w:r>
-        <w:t xml:space="preserve"> run</w:t>
+        <w:t>C:\Users\Mickey\FDE-feature-detection-engine&gt;npx vitest run</w:t>
       </w:r>
     </w:p>
     <w:p/>
@@ -1056,154 +521,48 @@
     <w:p/>
     <w:p>
       <w:r>
-        <w:t xml:space="preserve"> ✓ </w:t>
-      </w:r>
-      <w:proofErr w:type="spellStart"/>
-      <w:r>
-        <w:t>src</w:t>
-      </w:r>
-      <w:proofErr w:type="spellEnd"/>
-      <w:r>
-        <w:t>/application/</w:t>
-      </w:r>
-      <w:proofErr w:type="spellStart"/>
-      <w:r>
-        <w:t>opencv</w:t>
-      </w:r>
-      <w:proofErr w:type="spellEnd"/>
-      <w:r>
-        <w:t>/</w:t>
-      </w:r>
-      <w:proofErr w:type="spellStart"/>
-      <w:r>
-        <w:t>OpenCvAdapter.test.ts</w:t>
-      </w:r>
-      <w:proofErr w:type="spellEnd"/>
-      <w:r>
-        <w:t xml:space="preserve"> (7 tests) 9ms</w:t>
-      </w:r>
-    </w:p>
-    <w:p>
-      <w:r>
-        <w:t xml:space="preserve"> ✓ tests/application/</w:t>
-      </w:r>
-      <w:proofErr w:type="spellStart"/>
-      <w:r>
-        <w:t>OpenCvImageLoader.test.ts</w:t>
-      </w:r>
-      <w:proofErr w:type="spellEnd"/>
-      <w:r>
-        <w:t xml:space="preserve"> (5 tests) 10ms</w:t>
-      </w:r>
-    </w:p>
-    <w:p>
-      <w:r>
-        <w:t xml:space="preserve"> ✓ tests/application/</w:t>
-      </w:r>
-      <w:proofErr w:type="spellStart"/>
-      <w:r>
-        <w:t>ContourToPolygon.test.ts</w:t>
-      </w:r>
-      <w:proofErr w:type="spellEnd"/>
-      <w:r>
-        <w:t xml:space="preserve"> (3 tests) 6ms</w:t>
-      </w:r>
-    </w:p>
-    <w:p>
-      <w:r>
-        <w:t xml:space="preserve"> ✓ </w:t>
-      </w:r>
-      <w:proofErr w:type="spellStart"/>
-      <w:r>
-        <w:t>src</w:t>
-      </w:r>
-      <w:proofErr w:type="spellEnd"/>
-      <w:r>
-        <w:t>/domain/</w:t>
-      </w:r>
-      <w:proofErr w:type="spellStart"/>
-      <w:r>
-        <w:t>Feature.test.ts</w:t>
-      </w:r>
-      <w:proofErr w:type="spellEnd"/>
-      <w:r>
-        <w:t xml:space="preserve"> (3 tests) 6ms</w:t>
-      </w:r>
-    </w:p>
-    <w:p>
-      <w:r>
-        <w:t xml:space="preserve"> ✓ tests/domain/</w:t>
-      </w:r>
-      <w:proofErr w:type="spellStart"/>
-      <w:r>
-        <w:t>Polygon.test.ts</w:t>
-      </w:r>
-      <w:proofErr w:type="spellEnd"/>
-      <w:r>
-        <w:t xml:space="preserve"> (3 tests) 5ms</w:t>
-      </w:r>
-    </w:p>
-    <w:p>
-      <w:r>
-        <w:t xml:space="preserve"> ✓ tests/application/</w:t>
-      </w:r>
-      <w:proofErr w:type="spellStart"/>
-      <w:r>
-        <w:t>GolfGreenDetector.test.ts</w:t>
-      </w:r>
-      <w:proofErr w:type="spellEnd"/>
-      <w:r>
-        <w:t xml:space="preserve"> (4 tests) 7ms</w:t>
-      </w:r>
-    </w:p>
-    <w:p>
-      <w:r>
-        <w:t xml:space="preserve"> ✓ tests/</w:t>
-      </w:r>
-      <w:proofErr w:type="spellStart"/>
-      <w:r>
-        <w:t>api</w:t>
-      </w:r>
-      <w:proofErr w:type="spellEnd"/>
-      <w:r>
-        <w:t>/</w:t>
-      </w:r>
-      <w:proofErr w:type="spellStart"/>
-      <w:r>
-        <w:t>DetectionRequest.test.ts</w:t>
-      </w:r>
-      <w:proofErr w:type="spellEnd"/>
-      <w:r>
-        <w:t xml:space="preserve"> (2 tests) 5ms</w:t>
-      </w:r>
-    </w:p>
-    <w:p>
-      <w:r>
-        <w:t xml:space="preserve"> ✓ tests/integration/</w:t>
-      </w:r>
-      <w:proofErr w:type="spellStart"/>
-      <w:r>
-        <w:t>FeatureDetectionEngine.test.ts</w:t>
-      </w:r>
-      <w:proofErr w:type="spellEnd"/>
-      <w:r>
-        <w:t xml:space="preserve"> (2 tests) 6ms</w:t>
-      </w:r>
-    </w:p>
-    <w:p>
-      <w:proofErr w:type="spellStart"/>
-      <w:r>
-        <w:t>stdout</w:t>
-      </w:r>
-      <w:proofErr w:type="spellEnd"/>
-      <w:r>
-        <w:t xml:space="preserve"> | tests/integration/</w:t>
-      </w:r>
-      <w:proofErr w:type="spellStart"/>
-      <w:r>
-        <w:t>OpenCvJsContourDetection.test.ts</w:t>
-      </w:r>
-      <w:proofErr w:type="spellEnd"/>
+        <w:t xml:space="preserve"> ✓ src/application/opencv/OpenCvAdapter.test.ts (7 tests) 9ms</w:t>
+      </w:r>
+    </w:p>
+    <w:p>
+      <w:r>
+        <w:t xml:space="preserve"> ✓ tests/application/OpenCvImageLoader.test.ts (5 tests) 10ms</w:t>
+      </w:r>
+    </w:p>
+    <w:p>
+      <w:r>
+        <w:t xml:space="preserve"> ✓ tests/application/ContourToPolygon.test.ts (3 tests) 6ms</w:t>
+      </w:r>
+    </w:p>
+    <w:p>
+      <w:r>
+        <w:t xml:space="preserve"> ✓ src/domain/Feature.test.ts (3 tests) 6ms</w:t>
+      </w:r>
+    </w:p>
+    <w:p>
+      <w:r>
+        <w:t xml:space="preserve"> ✓ tests/domain/Polygon.test.ts (3 tests) 5ms</w:t>
+      </w:r>
+    </w:p>
+    <w:p>
+      <w:r>
+        <w:t xml:space="preserve"> ✓ tests/application/GolfGreenDetector.test.ts (4 tests) 7ms</w:t>
+      </w:r>
+    </w:p>
+    <w:p>
+      <w:r>
+        <w:t xml:space="preserve"> ✓ tests/api/DetectionRequest.test.ts (2 tests) 5ms</w:t>
+      </w:r>
+    </w:p>
+    <w:p>
+      <w:r>
+        <w:t xml:space="preserve"> ✓ tests/integration/FeatureDetectionEngine.test.ts (2 tests) 6ms</w:t>
+      </w:r>
+    </w:p>
+    <w:p>
+      <w:r>
+        <w:t>stdout | tests/integration/OpenCvJsContourDetection.test.ts</w:t>
+      </w:r>
     </w:p>
     <w:p>
       <w:r>
@@ -1223,54 +582,22 @@
     <w:p/>
     <w:p>
       <w:r>
-        <w:t xml:space="preserve"> ✓ tests/integration/</w:t>
-      </w:r>
-      <w:proofErr w:type="spellStart"/>
-      <w:r>
-        <w:t>OpenCvJsContourDetection.test.ts</w:t>
-      </w:r>
-      <w:proofErr w:type="spellEnd"/>
-      <w:r>
-        <w:t xml:space="preserve"> (1 test) 32ms</w:t>
-      </w:r>
-    </w:p>
-    <w:p>
-      <w:r>
-        <w:t xml:space="preserve"> ✓ tests/application/</w:t>
-      </w:r>
-      <w:proofErr w:type="spellStart"/>
-      <w:r>
-        <w:t>DetectionPipeline.test.ts</w:t>
-      </w:r>
-      <w:proofErr w:type="spellEnd"/>
-      <w:r>
-        <w:t xml:space="preserve"> (1 test) 4ms</w:t>
-      </w:r>
-    </w:p>
-    <w:p>
-      <w:r>
-        <w:t xml:space="preserve"> ✓ tests/domain/</w:t>
-      </w:r>
-      <w:proofErr w:type="spellStart"/>
-      <w:r>
-        <w:t>WorldPoint.test.ts</w:t>
-      </w:r>
-      <w:proofErr w:type="spellEnd"/>
-      <w:r>
-        <w:t xml:space="preserve"> (2 tests) 4ms</w:t>
-      </w:r>
-    </w:p>
-    <w:p>
-      <w:r>
-        <w:t xml:space="preserve"> ✓ tests/domain/</w:t>
-      </w:r>
-      <w:proofErr w:type="spellStart"/>
-      <w:r>
-        <w:t>FeatureType.test.ts</w:t>
-      </w:r>
-      <w:proofErr w:type="spellEnd"/>
-      <w:r>
-        <w:t xml:space="preserve"> (1 test) 4ms</w:t>
+        <w:t xml:space="preserve"> ✓ tests/integration/OpenCvJsContourDetection.test.ts (1 test) 32ms</w:t>
+      </w:r>
+    </w:p>
+    <w:p>
+      <w:r>
+        <w:t xml:space="preserve"> ✓ tests/application/DetectionPipeline.test.ts (1 test) 4ms</w:t>
+      </w:r>
+    </w:p>
+    <w:p>
+      <w:r>
+        <w:t xml:space="preserve"> ✓ tests/domain/WorldPoint.test.ts (2 tests) 4ms</w:t>
+      </w:r>
+    </w:p>
+    <w:p>
+      <w:r>
+        <w:t xml:space="preserve"> ✓ tests/domain/FeatureType.test.ts (1 test) 4ms</w:t>
       </w:r>
     </w:p>
     <w:p/>
@@ -1297,6 +624,96 @@
     <w:p/>
     <w:p>
       <w:r>
+        <w:t>So this is what I changed to get to where everything tested ok:</w:t>
+      </w:r>
+    </w:p>
+    <w:p/>
+    <w:p>
+      <w:pPr>
+        <w:numPr>
+          <w:ilvl w:val="0"/>
+          <w:numId w:val="4"/>
+        </w:numPr>
+      </w:pPr>
+      <w:r>
+        <w:rPr>
+          <w:b/>
+          <w:bCs/>
+        </w:rPr>
+        <w:lastRenderedPageBreak/>
+        <w:t>tests/setup.ts</w:t>
+      </w:r>
+      <w:r>
+        <w:t> </w:t>
+      </w:r>
+      <w:r>
+        <w:rPr>
+          <w:i/>
+          <w:iCs/>
+        </w:rPr>
+        <w:t>(New file)</w:t>
+      </w:r>
+      <w:r>
+        <w:t>: Created a tiny setup script to load opencv.js using require() and attach it to a mocked window object.</w:t>
+      </w:r>
+    </w:p>
+    <w:p>
+      <w:pPr>
+        <w:numPr>
+          <w:ilvl w:val="0"/>
+          <w:numId w:val="4"/>
+        </w:numPr>
+      </w:pPr>
+      <w:r>
+        <w:rPr>
+          <w:b/>
+          <w:bCs/>
+        </w:rPr>
+        <w:t>vitest.config.mjs</w:t>
+      </w:r>
+      <w:r>
+        <w:t>: Added pool: "forks" so our tests run in separate Node processes instead of Worker Threads.</w:t>
+      </w:r>
+    </w:p>
+    <w:p>
+      <w:pPr>
+        <w:numPr>
+          <w:ilvl w:val="0"/>
+          <w:numId w:val="4"/>
+        </w:numPr>
+      </w:pPr>
+      <w:r>
+        <w:rPr>
+          <w:b/>
+          <w:bCs/>
+        </w:rPr>
+        <w:t>tests/integration/OpenCvJsContourDetection.test.ts</w:t>
+      </w:r>
+      <w:r>
+        <w:t>: Added import "../setup"; to the very top so it runs the new setup script before starting the test.</w:t>
+      </w:r>
+    </w:p>
+    <w:p>
+      <w:pPr>
+        <w:numPr>
+          <w:ilvl w:val="0"/>
+          <w:numId w:val="4"/>
+        </w:numPr>
+      </w:pPr>
+      <w:r>
+        <w:rPr>
+          <w:b/>
+          <w:bCs/>
+        </w:rPr>
+        <w:t>tests/application/GolfGreenDetector.test.ts</w:t>
+      </w:r>
+      <w:r>
+        <w:t>: Updated the expect block to assert the correct polygon coordinates (rightGreen) instead of the wrong ones.</w:t>
+      </w:r>
+    </w:p>
+    <w:p/>
+    <w:p>
+      <w:r>
         <w:t>4.</w:t>
       </w:r>
     </w:p>
@@ -1311,78 +728,17 @@
         <w:t xml:space="preserve"> </w:t>
       </w:r>
       <w:r>
-        <w:t>C:\Users\Mickey\FDE-feature-detection-engine&gt;findstr /s /n /i /</w:t>
-      </w:r>
-      <w:proofErr w:type="spellStart"/>
-      <w:r>
-        <w:t>c:"application</w:t>
-      </w:r>
-      <w:proofErr w:type="spellEnd"/>
-      <w:r>
-        <w:t>/detectors" tests\*.</w:t>
-      </w:r>
-      <w:proofErr w:type="spellStart"/>
-      <w:r>
-        <w:t>ts</w:t>
-      </w:r>
-      <w:proofErr w:type="spellEnd"/>
-    </w:p>
-    <w:p>
-      <w:r>
-        <w:t xml:space="preserve">tests\application\DetectionPipeline.test.ts:3:import type { </w:t>
-      </w:r>
-      <w:proofErr w:type="spellStart"/>
-      <w:r>
-        <w:t>FeatureDetector</w:t>
-      </w:r>
-      <w:proofErr w:type="spellEnd"/>
-      <w:r>
-        <w:t xml:space="preserve"> } from "../../</w:t>
-      </w:r>
-      <w:proofErr w:type="spellStart"/>
-      <w:r>
-        <w:t>src</w:t>
-      </w:r>
-      <w:proofErr w:type="spellEnd"/>
-      <w:r>
-        <w:t>/application/detectors/</w:t>
-      </w:r>
-      <w:proofErr w:type="spellStart"/>
-      <w:r>
-        <w:t>FeatureDetector</w:t>
-      </w:r>
-      <w:proofErr w:type="spellEnd"/>
-      <w:r>
-        <w:t>";</w:t>
-      </w:r>
-    </w:p>
-    <w:p>
-      <w:r>
-        <w:t xml:space="preserve">tests\application\GolfGreenDetector.test.ts:2:import { </w:t>
-      </w:r>
-      <w:proofErr w:type="spellStart"/>
-      <w:r>
-        <w:t>GolfGreenDetector</w:t>
-      </w:r>
-      <w:proofErr w:type="spellEnd"/>
-      <w:r>
-        <w:t xml:space="preserve"> } from "../../</w:t>
-      </w:r>
-      <w:proofErr w:type="spellStart"/>
-      <w:r>
-        <w:t>src</w:t>
-      </w:r>
-      <w:proofErr w:type="spellEnd"/>
-      <w:r>
-        <w:t>/application/detectors/</w:t>
-      </w:r>
-      <w:proofErr w:type="spellStart"/>
-      <w:r>
-        <w:t>GolfGreenDetector</w:t>
-      </w:r>
-      <w:proofErr w:type="spellEnd"/>
-      <w:r>
-        <w:t>";</w:t>
+        <w:t>C:\Users\Mickey\FDE-feature-detection-engine&gt;findstr /s /n /i /c:"application/detectors" tests\*.ts</w:t>
+      </w:r>
+    </w:p>
+    <w:p>
+      <w:r>
+        <w:t>tests\application\DetectionPipeline.test.ts:3:import type { FeatureDetector } from "../../src/application/detectors/FeatureDetector";</w:t>
+      </w:r>
+    </w:p>
+    <w:p>
+      <w:r>
+        <w:t>tests\application\GolfGreenDetector.test.ts:2:import { GolfGreenDetector } from "../../src/application/detectors/GolfGreenDetector";</w:t>
       </w:r>
     </w:p>
     <w:p/>
@@ -1394,37 +750,8 @@
     <w:p/>
     <w:p>
       <w:r>
-        <w:t>C:\Users\Mickey\FDE-feature-detection-engine&gt;findstr /s /n /i /c:"</w:t>
-      </w:r>
-      <w:proofErr w:type="spellStart"/>
-      <w:r>
-        <w:t>opencv</w:t>
-      </w:r>
-      <w:proofErr w:type="spellEnd"/>
-      <w:r>
-        <w:t xml:space="preserve">/detectors" </w:t>
-      </w:r>
-      <w:proofErr w:type="spellStart"/>
-      <w:r>
-        <w:t>src</w:t>
-      </w:r>
-      <w:proofErr w:type="spellEnd"/>
-      <w:r>
-        <w:t>\*.</w:t>
-      </w:r>
-      <w:proofErr w:type="spellStart"/>
-      <w:r>
-        <w:t>ts</w:t>
-      </w:r>
-      <w:proofErr w:type="spellEnd"/>
-      <w:r>
-        <w:t xml:space="preserve"> tests\*.</w:t>
-      </w:r>
-      <w:proofErr w:type="spellStart"/>
-      <w:r>
-        <w:t>ts</w:t>
-      </w:r>
-      <w:proofErr w:type="spellEnd"/>
+        <w:t>C:\Users\Mickey\FDE-feature-detection-engine&gt;findstr /s /n /i /c:"opencv/detectors" src\*.ts tests\*.ts</w:t>
+      </w:r>
     </w:p>
     <w:p/>
     <w:p>
@@ -1672,6 +999,119 @@
     </w:lvl>
   </w:abstractNum>
   <w:abstractNum w:abstractNumId="2" w15:restartNumberingAfterBreak="0">
+    <w:nsid w:val="3441601B"/>
+    <w:multiLevelType w:val="multilevel"/>
+    <w:tmpl w:val="78AAB174"/>
+    <w:lvl w:ilvl="0">
+      <w:start w:val="1"/>
+      <w:numFmt w:val="decimal"/>
+      <w:lvlText w:val="%1."/>
+      <w:lvlJc w:val="left"/>
+      <w:pPr>
+        <w:tabs>
+          <w:tab w:val="num" w:pos="720"/>
+        </w:tabs>
+        <w:ind w:left="720" w:hanging="360"/>
+      </w:pPr>
+    </w:lvl>
+    <w:lvl w:ilvl="1" w:tentative="1">
+      <w:start w:val="1"/>
+      <w:numFmt w:val="decimal"/>
+      <w:lvlText w:val="%2."/>
+      <w:lvlJc w:val="left"/>
+      <w:pPr>
+        <w:tabs>
+          <w:tab w:val="num" w:pos="1440"/>
+        </w:tabs>
+        <w:ind w:left="1440" w:hanging="360"/>
+      </w:pPr>
+    </w:lvl>
+    <w:lvl w:ilvl="2" w:tentative="1">
+      <w:start w:val="1"/>
+      <w:numFmt w:val="decimal"/>
+      <w:lvlText w:val="%3."/>
+      <w:lvlJc w:val="left"/>
+      <w:pPr>
+        <w:tabs>
+          <w:tab w:val="num" w:pos="2160"/>
+        </w:tabs>
+        <w:ind w:left="2160" w:hanging="360"/>
+      </w:pPr>
+    </w:lvl>
+    <w:lvl w:ilvl="3" w:tentative="1">
+      <w:start w:val="1"/>
+      <w:numFmt w:val="decimal"/>
+      <w:lvlText w:val="%4."/>
+      <w:lvlJc w:val="left"/>
+      <w:pPr>
+        <w:tabs>
+          <w:tab w:val="num" w:pos="2880"/>
+        </w:tabs>
+        <w:ind w:left="2880" w:hanging="360"/>
+      </w:pPr>
+    </w:lvl>
+    <w:lvl w:ilvl="4" w:tentative="1">
+      <w:start w:val="1"/>
+      <w:numFmt w:val="decimal"/>
+      <w:lvlText w:val="%5."/>
+      <w:lvlJc w:val="left"/>
+      <w:pPr>
+        <w:tabs>
+          <w:tab w:val="num" w:pos="3600"/>
+        </w:tabs>
+        <w:ind w:left="3600" w:hanging="360"/>
+      </w:pPr>
+    </w:lvl>
+    <w:lvl w:ilvl="5" w:tentative="1">
+      <w:start w:val="1"/>
+      <w:numFmt w:val="decimal"/>
+      <w:lvlText w:val="%6."/>
+      <w:lvlJc w:val="left"/>
+      <w:pPr>
+        <w:tabs>
+          <w:tab w:val="num" w:pos="4320"/>
+        </w:tabs>
+        <w:ind w:left="4320" w:hanging="360"/>
+      </w:pPr>
+    </w:lvl>
+    <w:lvl w:ilvl="6" w:tentative="1">
+      <w:start w:val="1"/>
+      <w:numFmt w:val="decimal"/>
+      <w:lvlText w:val="%7."/>
+      <w:lvlJc w:val="left"/>
+      <w:pPr>
+        <w:tabs>
+          <w:tab w:val="num" w:pos="5040"/>
+        </w:tabs>
+        <w:ind w:left="5040" w:hanging="360"/>
+      </w:pPr>
+    </w:lvl>
+    <w:lvl w:ilvl="7" w:tentative="1">
+      <w:start w:val="1"/>
+      <w:numFmt w:val="decimal"/>
+      <w:lvlText w:val="%8."/>
+      <w:lvlJc w:val="left"/>
+      <w:pPr>
+        <w:tabs>
+          <w:tab w:val="num" w:pos="5760"/>
+        </w:tabs>
+        <w:ind w:left="5760" w:hanging="360"/>
+      </w:pPr>
+    </w:lvl>
+    <w:lvl w:ilvl="8" w:tentative="1">
+      <w:start w:val="1"/>
+      <w:numFmt w:val="decimal"/>
+      <w:lvlText w:val="%9."/>
+      <w:lvlJc w:val="left"/>
+      <w:pPr>
+        <w:tabs>
+          <w:tab w:val="num" w:pos="6480"/>
+        </w:tabs>
+        <w:ind w:left="6480" w:hanging="360"/>
+      </w:pPr>
+    </w:lvl>
+  </w:abstractNum>
+  <w:abstractNum w:abstractNumId="3" w15:restartNumberingAfterBreak="0">
     <w:nsid w:val="63091C48"/>
     <w:multiLevelType w:val="multilevel"/>
     <w:tmpl w:val="5B8A15F2"/>
@@ -1827,6 +1267,9 @@
     <w:abstractNumId w:val="0"/>
   </w:num>
   <w:num w:numId="3" w16cid:durableId="695892120">
+    <w:abstractNumId w:val="3"/>
+  </w:num>
+  <w:num w:numId="4" w16cid:durableId="636299313">
     <w:abstractNumId w:val="2"/>
   </w:num>
 </w:numbering>
